--- a/src/Tests/Inputs/newsletters/01/input.docx
+++ b/src/Tests/Inputs/newsletters/01/input.docx
@@ -1,6 +1,6 @@
 
 <file path=word/document.xml><?xml version="1.0" encoding="utf-8"?>
-<w:document xmlns:wpc="http://schemas.microsoft.com/office/word/2010/wordprocessingCanvas" xmlns:cx="http://schemas.microsoft.com/office/drawing/2014/chartex" xmlns:cx1="http://schemas.microsoft.com/office/drawing/2015/9/8/chartex" xmlns:cx2="http://schemas.microsoft.com/office/drawing/2015/10/21/chartex" xmlns:cx3="http://schemas.microsoft.com/office/drawing/2016/5/9/chartex" xmlns:cx4="http://schemas.microsoft.com/office/drawing/2016/5/10/chartex" xmlns:cx5="http://schemas.microsoft.com/office/drawing/2016/5/11/chartex" xmlns:cx6="http://schemas.microsoft.com/office/drawing/2016/5/12/chartex" xmlns:cx7="http://schemas.microsoft.com/office/drawing/2016/5/13/chartex" xmlns:cx8="http://schemas.microsoft.com/office/drawing/2016/5/14/chartex" xmlns:mc="http://schemas.openxmlformats.org/markup-compatibility/2006" xmlns:aink="http://schemas.microsoft.com/office/drawing/2016/ink" xmlns:am3d="http://schemas.microsoft.com/office/drawing/2017/model3d" xmlns:o="urn:schemas-microsoft-com:office:office" xmlns:r="http://schemas.openxmlformats.org/officeDocument/2006/relationships" xmlns:m="http://schemas.openxmlformats.org/officeDocument/2006/math" xmlns:v="urn:schemas-microsoft-com:vml" xmlns:wp14="http://schemas.microsoft.com/office/word/2010/wordprocessingDrawing" xmlns:wp="http://schemas.openxmlformats.org/drawingml/2006/wordprocessingDrawing" xmlns:w10="urn:schemas-microsoft-com:office:word" xmlns:w="http://schemas.openxmlformats.org/wordprocessingml/2006/main" xmlns:w14="http://schemas.microsoft.com/office/word/2010/wordml" xmlns:w15="http://schemas.microsoft.com/office/word/2012/wordml" xmlns:w16cex="http://schemas.microsoft.com/office/word/2018/wordml/cex" xmlns:w16cid="http://schemas.microsoft.com/office/word/2016/wordml/cid" xmlns:w16="http://schemas.microsoft.com/office/word/2018/wordml" xmlns:w16se="http://schemas.microsoft.com/office/word/2015/wordml/symex" xmlns:wpg="http://schemas.microsoft.com/office/word/2010/wordprocessingGroup" xmlns:wpi="http://schemas.microsoft.com/office/word/2010/wordprocessingInk" xmlns:wne="http://schemas.microsoft.com/office/word/2006/wordml" xmlns:wps="http://schemas.microsoft.com/office/word/2010/wordprocessingShape" mc:Ignorable="w14 w15 w16se w16cid w16 w16cex wp14">
+<w:document xmlns:a="http://schemas.openxmlformats.org/drawingml/2006/main" xmlns:adec="http://schemas.microsoft.com/office/drawing/2017/decorative" xmlns:pic="http://schemas.openxmlformats.org/drawingml/2006/picture" xmlns:a14="http://schemas.microsoft.com/office/drawing/2010/main" xmlns:ask="http://schemas.microsoft.com/office/drawing/2018/sketchyshapes" xmlns:wpc="http://schemas.microsoft.com/office/word/2010/wordprocessingCanvas" xmlns:cx="http://schemas.microsoft.com/office/drawing/2014/chartex" xmlns:cx1="http://schemas.microsoft.com/office/drawing/2015/9/8/chartex" xmlns:cx2="http://schemas.microsoft.com/office/drawing/2015/10/21/chartex" xmlns:cx3="http://schemas.microsoft.com/office/drawing/2016/5/9/chartex" xmlns:cx4="http://schemas.microsoft.com/office/drawing/2016/5/10/chartex" xmlns:cx5="http://schemas.microsoft.com/office/drawing/2016/5/11/chartex" xmlns:cx6="http://schemas.microsoft.com/office/drawing/2016/5/12/chartex" xmlns:cx7="http://schemas.microsoft.com/office/drawing/2016/5/13/chartex" xmlns:cx8="http://schemas.microsoft.com/office/drawing/2016/5/14/chartex" xmlns:mc="http://schemas.openxmlformats.org/markup-compatibility/2006" xmlns:aink="http://schemas.microsoft.com/office/drawing/2016/ink" xmlns:am3d="http://schemas.microsoft.com/office/drawing/2017/model3d" xmlns:o="urn:schemas-microsoft-com:office:office" xmlns:r="http://schemas.openxmlformats.org/officeDocument/2006/relationships" xmlns:m="http://schemas.openxmlformats.org/officeDocument/2006/math" xmlns:v="urn:schemas-microsoft-com:vml" xmlns:wp14="http://schemas.microsoft.com/office/word/2010/wordprocessingDrawing" xmlns:wp="http://schemas.openxmlformats.org/drawingml/2006/wordprocessingDrawing" xmlns:w10="urn:schemas-microsoft-com:office:word" xmlns:w="http://schemas.openxmlformats.org/wordprocessingml/2006/main" xmlns:w14="http://schemas.microsoft.com/office/word/2010/wordml" xmlns:w15="http://schemas.microsoft.com/office/word/2012/wordml" xmlns:w16cex="http://schemas.microsoft.com/office/word/2018/wordml/cex" xmlns:w16cid="http://schemas.microsoft.com/office/word/2016/wordml/cid" xmlns:w16="http://schemas.microsoft.com/office/word/2018/wordml" xmlns:w16se="http://schemas.microsoft.com/office/word/2015/wordml/symex" xmlns:wpg="http://schemas.microsoft.com/office/word/2010/wordprocessingGroup" xmlns:wpi="http://schemas.microsoft.com/office/word/2010/wordprocessingInk" xmlns:wne="http://schemas.microsoft.com/office/word/2006/wordml" xmlns:wps="http://schemas.microsoft.com/office/word/2010/wordprocessingShape" mc:Ignorable="w14 w15 w16se w16cid w16 w16cex wp14">
   <w:body>
     <w:p>
       <w:pPr>
@@ -13,7 +13,7 @@
         <mc:AlternateContent>
           <mc:Choice Requires="wpg">
             <w:drawing>
-              <wp:anchor distT="0" distB="0" distL="114300" distR="114300" simplePos="0" relativeHeight="251711488" behindDoc="1" locked="1" layoutInCell="1" allowOverlap="1" wp14:anchorId="7C2C4781" wp14:editId="17D72DC6">
+              <wp:anchor distT="0" distB="0" distL="114300" distR="114300" simplePos="0" relativeHeight="251711488" behindDoc="1" locked="1" layoutInCell="1" allowOverlap="1" wp14:editId="17D72DC6" wp14:anchorId="7C2C4781">
                 <wp:simplePos x="0" y="0"/>
                 <wp:positionH relativeFrom="column">
                   <wp:posOffset>-4445</wp:posOffset>
@@ -390,9 +390,9 @@
           </mc:Choice>
           <mc:Fallback>
             <w:pict>
-              <v:group w14:anchorId="6A3734FB" id="Group 9" o:spid="_x0000_s1026" alt="&quot;&quot;" style="position:absolute;margin-left:-.35pt;margin-top:0;width:540.7pt;height:709.9pt;z-index:-251604992;mso-width-relative:margin;mso-height-relative:margin" coordsize="68681,90144" o:gfxdata="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">
-                <v:rect id="Rectangle 4" o:spid="_x0000_s1027" style="position:absolute;top:685;width:68668;height:89459;visibility:visible;mso-wrap-style:square;v-text-anchor:middle" o:gfxdata="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" fillcolor="#bc2029 [3208]" stroked="f" strokeweight="1pt"/>
-                <v:shapetype id="_x0000_t75" coordsize="21600,21600" o:spt="75" o:preferrelative="t" path="m@4@5l@4@11@9@11@9@5xe" filled="f" stroked="f">
+              <v:group id="Group 9" style="position:absolute;margin-left:-.35pt;margin-top:0;width:540.7pt;height:709.9pt;z-index:-251604992;mso-width-relative:margin;mso-height-relative:margin" alt="&quot;&quot;" coordsize="68681,90144" o:spid="_x0000_s1026" o:gfxdata="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" w14:anchorId="6A3734FB">
+                <v:rect id="Rectangle 4" style="position:absolute;top:685;width:68668;height:89459;visibility:visible;mso-wrap-style:square;v-text-anchor:middle" o:spid="_x0000_s1027" fillcolor="#bc2029 [3208]" stroked="f" strokeweight="1pt" o:gfxdata="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"/>
+                <v:shapetype id="_x0000_t75" coordsize="21600,21600" filled="f" stroked="f" o:spt="75" o:preferrelative="t" path="m@4@5l@4@11@9@11@9@5xe">
                   <v:stroke joinstyle="miter"/>
                   <v:formulas>
                     <v:f eqn="if lineDrawn pixelLineWidth 0"/>
@@ -408,24 +408,24 @@
                     <v:f eqn="prod @7 21600 pixelHeight"/>
                     <v:f eqn="sum @10 21600 0"/>
                   </v:formulas>
-                  <v:path o:extrusionok="f" gradientshapeok="t" o:connecttype="rect"/>
+                  <v:path gradientshapeok="t" o:connecttype="rect" o:extrusionok="f"/>
                   <o:lock v:ext="edit" aspectratio="t"/>
                 </v:shapetype>
-                <v:shape id="Picture 21" o:spid="_x0000_s1028" type="#_x0000_t75" alt="Shape&#10;&#10;Description automatically generated" style="position:absolute;top:47167;width:4946;height:42463;visibility:visible;mso-wrap-style:square" o:gfxdata="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">
-                  <v:imagedata r:id="rId10" o:title="Shape&#10;&#10;Description automatically generated" cropleft="10667f" cropright="18598f" recolortarget="black"/>
+                <v:shape id="Picture 21" style="position:absolute;top:47167;width:4946;height:42463;visibility:visible;mso-wrap-style:square" alt="Shape&#10;&#10;Description automatically generated" o:spid="_x0000_s1028" type="#_x0000_t75" o:gfxdata="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">
+                  <v:imagedata cropleft="10667f" cropright="18598f" recolortarget="black" o:title="Shape&#10;&#10;Description automatically generated" r:id="rId10"/>
                 </v:shape>
-                <v:shape id="Picture 22" o:spid="_x0000_s1029" type="#_x0000_t75" alt="Shape&#10;&#10;Description automatically generated" style="position:absolute;left:63779;top:64617;width:4902;height:24454;flip:x;visibility:visible;mso-wrap-style:square" o:gfxdata="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">
-                  <v:imagedata r:id="rId10" o:title="Shape&#10;&#10;Description automatically generated" cropbottom="28336f" cropleft="10667f" cropright="18598f" recolortarget="black"/>
+                <v:shape id="Picture 22" style="position:absolute;left:63779;top:64617;width:4902;height:24454;flip:x;visibility:visible;mso-wrap-style:square" alt="Shape&#10;&#10;Description automatically generated" o:spid="_x0000_s1029" type="#_x0000_t75" o:gfxdata="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">
+                  <v:imagedata cropleft="10667f" cropright="18598f" cropbottom="28336f" recolortarget="black" o:title="Shape&#10;&#10;Description automatically generated" r:id="rId10"/>
                 </v:shape>
-                <v:rect id="Rectangle 6" o:spid="_x0000_s1030" style="position:absolute;left:43216;top:26441;width:21096;height:61286;visibility:visible;mso-wrap-style:square;v-text-anchor:middle" o:gfxdata="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" fillcolor="#ece8de [663]" stroked="f" strokeweight="1pt"/>
-                <v:rect id="Rectangle 5" o:spid="_x0000_s1031" style="position:absolute;left:4953;top:26441;width:38263;height:61286;visibility:visible;mso-wrap-style:square;v-text-anchor:middle" o:gfxdata="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" fillcolor="#d1c7ae [1940]" stroked="f" strokeweight="1pt"/>
-                <v:shape id="Picture 15" o:spid="_x0000_s1032" type="#_x0000_t75" alt="Text, logo&#10;&#10;Description automatically generated" style="position:absolute;left:3505;top:21031;width:61868;height:12801;visibility:visible;mso-wrap-style:square" o:gfxdata="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">
-                  <v:imagedata r:id="rId11" o:title="Text, logo&#10;&#10;Description automatically generated"/>
+                <v:rect id="Rectangle 6" style="position:absolute;left:43216;top:26441;width:21096;height:61286;visibility:visible;mso-wrap-style:square;v-text-anchor:middle" o:spid="_x0000_s1030" fillcolor="#ece8de [663]" stroked="f" strokeweight="1pt" o:gfxdata="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"/>
+                <v:rect id="Rectangle 5" style="position:absolute;left:4953;top:26441;width:38263;height:61286;visibility:visible;mso-wrap-style:square;v-text-anchor:middle" o:spid="_x0000_s1031" fillcolor="#d1c7ae [1940]" stroked="f" strokeweight="1pt" o:gfxdata="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"/>
+                <v:shape id="Picture 15" style="position:absolute;left:3505;top:21031;width:61868;height:12801;visibility:visible;mso-wrap-style:square" alt="Text, logo&#10;&#10;Description automatically generated" o:spid="_x0000_s1032" type="#_x0000_t75" o:gfxdata="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">
+                  <v:imagedata o:title="Text, logo&#10;&#10;Description automatically generated" r:id="rId11"/>
                 </v:shape>
-                <v:shape id="Picture 25" o:spid="_x0000_s1033" type="#_x0000_t75" alt="A picture containing lamp&#10;&#10;Description automatically generated" style="position:absolute;left:37109;width:28346;height:25031;visibility:visible;mso-wrap-style:square" o:gfxdata="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">
-                  <v:imagedata r:id="rId12" o:title="A picture containing lamp&#10;&#10;Description automatically generated"/>
+                <v:shape id="Picture 25" style="position:absolute;left:37109;width:28346;height:25031;visibility:visible;mso-wrap-style:square" alt="A picture containing lamp&#10;&#10;Description automatically generated" o:spid="_x0000_s1033" type="#_x0000_t75" o:gfxdata="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">
+                  <v:imagedata o:title="A picture containing lamp&#10;&#10;Description automatically generated" r:id="rId12"/>
                 </v:shape>
-                <v:rect id="Rectangle 8" o:spid="_x0000_s1034" style="position:absolute;top:87706;width:68668;height:2419;visibility:visible;mso-wrap-style:square;v-text-anchor:middle" o:gfxdata="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" fillcolor="#f2f2f2 [3052]" stroked="f" strokeweight="1pt"/>
+                <v:rect id="Rectangle 8" style="position:absolute;top:87706;width:68668;height:2419;visibility:visible;mso-wrap-style:square;v-text-anchor:middle" o:spid="_x0000_s1034" fillcolor="#f2f2f2 [3052]" stroked="f" strokeweight="1pt" o:gfxdata="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"/>
                 <w10:anchorlock/>
               </v:group>
             </w:pict>
@@ -439,12 +439,12 @@
         <w:tblW w:w="5000" w:type="pct"/>
         <w:tblInd w:w="-10" w:type="dxa"/>
         <w:tblBorders>
-          <w:top w:val="none" w:sz="0" w:space="0" w:color="auto"/>
-          <w:left w:val="none" w:sz="0" w:space="0" w:color="auto"/>
-          <w:bottom w:val="none" w:sz="0" w:space="0" w:color="auto"/>
-          <w:right w:val="none" w:sz="0" w:space="0" w:color="auto"/>
-          <w:insideH w:val="none" w:sz="0" w:space="0" w:color="auto"/>
-          <w:insideV w:val="none" w:sz="0" w:space="0" w:color="auto"/>
+          <w:top w:val="none" w:color="auto" w:sz="0" w:space="0"/>
+          <w:left w:val="none" w:color="auto" w:sz="0" w:space="0"/>
+          <w:bottom w:val="none" w:color="auto" w:sz="0" w:space="0"/>
+          <w:right w:val="none" w:color="auto" w:sz="0" w:space="0"/>
+          <w:insideH w:val="none" w:color="auto" w:sz="0" w:space="0"/>
+          <w:insideV w:val="none" w:color="auto" w:sz="0" w:space="0"/>
         </w:tblBorders>
         <w:tblLayout w:type="fixed"/>
         <w:tblLook w:val="04A0" w:firstRow="1" w:lastRow="0" w:firstColumn="1" w:lastColumn="0" w:noHBand="0" w:noVBand="1"/>
@@ -1151,7 +1151,7 @@
         <mc:AlternateContent>
           <mc:Choice Requires="wpg">
             <w:drawing>
-              <wp:anchor distT="0" distB="0" distL="114300" distR="114300" simplePos="0" relativeHeight="251713536" behindDoc="1" locked="1" layoutInCell="1" allowOverlap="1" wp14:anchorId="3B94B5D5" wp14:editId="18B1D00B">
+              <wp:anchor distT="0" distB="0" distL="114300" distR="114300" simplePos="0" relativeHeight="251713536" behindDoc="1" locked="1" layoutInCell="1" allowOverlap="1" wp14:editId="18B1D00B" wp14:anchorId="3B94B5D5">
                 <wp:simplePos x="0" y="0"/>
                 <wp:positionH relativeFrom="column">
                   <wp:posOffset>0</wp:posOffset>
@@ -1528,22 +1528,22 @@
           </mc:Choice>
           <mc:Fallback>
             <w:pict>
-              <v:group w14:anchorId="7FA538A8" id="Group 35" o:spid="_x0000_s1026" alt="&quot;&quot;" style="position:absolute;margin-left:0;margin-top:0;width:540.7pt;height:709.9pt;z-index:-251602944;mso-width-relative:margin;mso-height-relative:margin" coordsize="68696,90164" o:gfxdata="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">
-                <v:rect id="Rectangle 12" o:spid="_x0000_s1027" style="position:absolute;top:692;width:68656;height:89472;visibility:visible;mso-wrap-style:square;v-text-anchor:middle" o:gfxdata="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" fillcolor="#7a9970 [3206]" stroked="f" strokeweight="1pt"/>
-                <v:shape id="Picture 13" o:spid="_x0000_s1028" type="#_x0000_t75" alt="Shape&#10;&#10;Description automatically generated" style="position:absolute;top:49460;width:4940;height:39612;visibility:visible;mso-wrap-style:square" o:gfxdata="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">
-                  <v:imagedata r:id="rId10" o:title="Shape&#10;&#10;Description automatically generated" cropbottom="4399f" cropleft="10667f" cropright="18598f" recolortarget="black"/>
+              <v:group id="Group 35" style="position:absolute;margin-left:0;margin-top:0;width:540.7pt;height:709.9pt;z-index:-251602944;mso-width-relative:margin;mso-height-relative:margin" alt="&quot;&quot;" coordsize="68696,90164" o:spid="_x0000_s1026" o:gfxdata="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" w14:anchorId="7FA538A8">
+                <v:rect id="Rectangle 12" style="position:absolute;top:692;width:68656;height:89472;visibility:visible;mso-wrap-style:square;v-text-anchor:middle" o:spid="_x0000_s1027" fillcolor="#7a9970 [3206]" stroked="f" strokeweight="1pt" o:gfxdata="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"/>
+                <v:shape id="Picture 13" style="position:absolute;top:49460;width:4940;height:39612;visibility:visible;mso-wrap-style:square" alt="Shape&#10;&#10;Description automatically generated" o:spid="_x0000_s1028" type="#_x0000_t75" o:gfxdata="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">
+                  <v:imagedata cropleft="10667f" cropright="18598f" cropbottom="4399f" recolortarget="black" o:title="Shape&#10;&#10;Description automatically generated" r:id="rId10"/>
                 </v:shape>
-                <v:rect id="Rectangle 19" o:spid="_x0000_s1029" style="position:absolute;left:4573;top:14962;width:30097;height:72784;visibility:visible;mso-wrap-style:square;v-text-anchor:middle" o:gfxdata="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" fillcolor="#e4eae2 [662]" stroked="f" strokeweight="1pt"/>
-                <v:shape id="Picture 16" o:spid="_x0000_s1030" type="#_x0000_t75" alt="Shape&#10;&#10;Description automatically generated" style="position:absolute;left:63800;top:64631;width:4896;height:24454;flip:x;visibility:visible;mso-wrap-style:square" o:gfxdata="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">
-                  <v:imagedata r:id="rId10" o:title="Shape&#10;&#10;Description automatically generated" cropbottom="28336f" cropleft="10667f" cropright="18598f" recolortarget="black"/>
+                <v:rect id="Rectangle 19" style="position:absolute;left:4573;top:14962;width:30097;height:72784;visibility:visible;mso-wrap-style:square;v-text-anchor:middle" o:spid="_x0000_s1029" fillcolor="#e4eae2 [662]" stroked="f" strokeweight="1pt" o:gfxdata="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"/>
+                <v:shape id="Picture 16" style="position:absolute;left:63800;top:64631;width:4896;height:24454;flip:x;visibility:visible;mso-wrap-style:square" alt="Shape&#10;&#10;Description automatically generated" o:spid="_x0000_s1030" type="#_x0000_t75" o:gfxdata="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">
+                  <v:imagedata cropleft="10667f" cropright="18598f" cropbottom="28336f" recolortarget="black" o:title="Shape&#10;&#10;Description automatically generated" r:id="rId10"/>
                 </v:shape>
-                <v:rect id="Rectangle 17" o:spid="_x0000_s1031" style="position:absolute;left:34636;top:26462;width:29131;height:61295;visibility:visible;mso-wrap-style:square;v-text-anchor:middle" o:gfxdata="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" fillcolor="#c9d6c5 [1302]" stroked="f" strokeweight="1pt"/>
-                <v:rect id="Rectangle 34" o:spid="_x0000_s1032" style="position:absolute;top:87699;width:68656;height:2465;visibility:visible;mso-wrap-style:square;v-text-anchor:middle" o:gfxdata="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" fillcolor="#f2f2f2 [3052]" stroked="f" strokeweight="1pt"/>
-                <v:shape id="Picture 30" o:spid="_x0000_s1033" type="#_x0000_t75" alt="Logo&#10;&#10;Description automatically generated" style="position:absolute;left:32696;top:1246;width:32861;height:36291;visibility:visible;mso-wrap-style:square" o:gfxdata="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">
-                  <v:imagedata r:id="rId18" o:title="Logo&#10;&#10;Description automatically generated"/>
+                <v:rect id="Rectangle 17" style="position:absolute;left:34636;top:26462;width:29131;height:61295;visibility:visible;mso-wrap-style:square;v-text-anchor:middle" o:spid="_x0000_s1031" fillcolor="#c9d6c5 [1302]" stroked="f" strokeweight="1pt" o:gfxdata="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"/>
+                <v:rect id="Rectangle 34" style="position:absolute;top:87699;width:68656;height:2465;visibility:visible;mso-wrap-style:square;v-text-anchor:middle" o:spid="_x0000_s1032" fillcolor="#f2f2f2 [3052]" stroked="f" strokeweight="1pt" o:gfxdata="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"/>
+                <v:shape id="Picture 30" style="position:absolute;left:32696;top:1246;width:32861;height:36291;visibility:visible;mso-wrap-style:square" alt="Logo&#10;&#10;Description automatically generated" o:spid="_x0000_s1033" type="#_x0000_t75" o:gfxdata="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">
+                  <v:imagedata o:title="Logo&#10;&#10;Description automatically generated" r:id="rId18"/>
                 </v:shape>
-                <v:shape id="Picture 29" o:spid="_x0000_s1034" type="#_x0000_t75" alt="Text&#10;&#10;Description automatically generated" style="position:absolute;left:3186;width:33706;height:23107;visibility:visible;mso-wrap-style:square" o:gfxdata="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">
-                  <v:imagedata r:id="rId19" o:title="Text&#10;&#10;Description automatically generated"/>
+                <v:shape id="Picture 29" style="position:absolute;left:3186;width:33706;height:23107;visibility:visible;mso-wrap-style:square" alt="Text&#10;&#10;Description automatically generated" o:spid="_x0000_s1034" type="#_x0000_t75" o:gfxdata="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">
+                  <v:imagedata o:title="Text&#10;&#10;Description automatically generated" r:id="rId19"/>
                 </v:shape>
                 <w10:anchorlock/>
               </v:group>
@@ -1558,12 +1558,12 @@
         <w:tblW w:w="5000" w:type="pct"/>
         <w:tblInd w:w="-5" w:type="dxa"/>
         <w:tblBorders>
-          <w:top w:val="none" w:sz="0" w:space="0" w:color="auto"/>
-          <w:left w:val="none" w:sz="0" w:space="0" w:color="auto"/>
-          <w:bottom w:val="none" w:sz="0" w:space="0" w:color="auto"/>
-          <w:right w:val="none" w:sz="0" w:space="0" w:color="auto"/>
-          <w:insideH w:val="none" w:sz="0" w:space="0" w:color="auto"/>
-          <w:insideV w:val="none" w:sz="0" w:space="0" w:color="auto"/>
+          <w:top w:val="none" w:color="auto" w:sz="0" w:space="0"/>
+          <w:left w:val="none" w:color="auto" w:sz="0" w:space="0"/>
+          <w:bottom w:val="none" w:color="auto" w:sz="0" w:space="0"/>
+          <w:right w:val="none" w:color="auto" w:sz="0" w:space="0"/>
+          <w:insideH w:val="none" w:color="auto" w:sz="0" w:space="0"/>
+          <w:insideV w:val="none" w:color="auto" w:sz="0" w:space="0"/>
         </w:tblBorders>
         <w:tblLayout w:type="fixed"/>
         <w:tblLook w:val="04A0" w:firstRow="1" w:lastRow="0" w:firstColumn="1" w:lastColumn="0" w:noHBand="0" w:noVBand="1"/>
@@ -3085,7 +3085,7 @@
         <mc:AlternateContent>
           <mc:Choice Requires="wpg">
             <w:drawing>
-              <wp:anchor distT="0" distB="0" distL="114300" distR="114300" simplePos="0" relativeHeight="251715584" behindDoc="1" locked="1" layoutInCell="1" allowOverlap="1" wp14:anchorId="61A6E4A2" wp14:editId="4F46F79D">
+              <wp:anchor distT="0" distB="0" distL="114300" distR="114300" simplePos="0" relativeHeight="251715584" behindDoc="1" locked="1" layoutInCell="1" allowOverlap="1" wp14:editId="4F46F79D" wp14:anchorId="61A6E4A2">
                 <wp:simplePos x="0" y="0"/>
                 <wp:positionH relativeFrom="column">
                   <wp:posOffset>0</wp:posOffset>
@@ -3462,22 +3462,22 @@
           </mc:Choice>
           <mc:Fallback>
             <w:pict>
-              <v:group w14:anchorId="04F853DA" id="Group 51" o:spid="_x0000_s1026" alt="&quot;&quot;" style="position:absolute;margin-left:0;margin-top:0;width:540.7pt;height:704.85pt;z-index:-251600896;mso-width-relative:margin;mso-height-relative:margin" coordsize="68649,89482" o:gfxdata="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">
-                <v:rect id="Rectangle 41" o:spid="_x0000_s1027" style="position:absolute;width:68649;height:89465;visibility:visible;mso-wrap-style:square;v-text-anchor:middle" o:gfxdata="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" fillcolor="#7a9970 [3206]" stroked="f" strokeweight="1pt"/>
-                <v:shape id="Picture 42" o:spid="_x0000_s1028" type="#_x0000_t75" alt="Shape&#10;&#10;Description automatically generated" style="position:absolute;top:66469;width:4940;height:21527;visibility:visible;mso-wrap-style:square" o:gfxdata="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">
-                  <v:imagedata r:id="rId10" o:title="Shape&#10;&#10;Description automatically generated" cropbottom="32308f" cropleft="10667f" cropright="18598f" recolortarget="black"/>
+              <v:group id="Group 51" style="position:absolute;margin-left:0;margin-top:0;width:540.7pt;height:704.85pt;z-index:-251600896;mso-width-relative:margin;mso-height-relative:margin" alt="&quot;&quot;" coordsize="68649,89482" o:spid="_x0000_s1026" o:gfxdata="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" w14:anchorId="04F853DA">
+                <v:rect id="Rectangle 41" style="position:absolute;width:68649;height:89465;visibility:visible;mso-wrap-style:square;v-text-anchor:middle" o:spid="_x0000_s1027" fillcolor="#7a9970 [3206]" stroked="f" strokeweight="1pt" o:gfxdata="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"/>
+                <v:shape id="Picture 42" style="position:absolute;top:66469;width:4940;height:21527;visibility:visible;mso-wrap-style:square" alt="Shape&#10;&#10;Description automatically generated" o:spid="_x0000_s1028" type="#_x0000_t75" o:gfxdata="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">
+                  <v:imagedata cropleft="10667f" cropright="18598f" cropbottom="32308f" recolortarget="black" o:title="Shape&#10;&#10;Description automatically generated" r:id="rId10"/>
                 </v:shape>
-                <v:shape id="Picture 43" o:spid="_x0000_s1029" type="#_x0000_t75" alt="Shape&#10;&#10;Description automatically generated" style="position:absolute;left:63421;top:61194;width:5226;height:26352;flip:x;visibility:visible;mso-wrap-style:square" o:gfxdata="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">
-                  <v:imagedata r:id="rId10" o:title="Shape&#10;&#10;Description automatically generated" cropbottom="28336f" cropleft="10667f" cropright="18598f" recolortarget="black"/>
+                <v:shape id="Picture 43" style="position:absolute;left:63421;top:61194;width:5226;height:26352;flip:x;visibility:visible;mso-wrap-style:square" alt="Shape&#10;&#10;Description automatically generated" o:spid="_x0000_s1029" type="#_x0000_t75" o:gfxdata="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">
+                  <v:imagedata cropleft="10667f" cropright="18598f" cropbottom="28336f" recolortarget="black" o:title="Shape&#10;&#10;Description automatically generated" r:id="rId10"/>
                 </v:shape>
-                <v:rect id="Rectangle 45" o:spid="_x0000_s1030" style="position:absolute;left:4923;top:22449;width:19176;height:64571;visibility:visible;mso-wrap-style:square;v-text-anchor:middle" o:gfxdata="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" fillcolor="#ee9ba0 [1304]" stroked="f" strokeweight="1pt"/>
-                <v:rect id="Rectangle 48" o:spid="_x0000_s1031" style="position:absolute;top:87043;width:68649;height:2439;visibility:visible;mso-wrap-style:square;v-text-anchor:middle" o:gfxdata="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" fillcolor="#f2f2f2 [3052]" stroked="f" strokeweight="1pt"/>
-                <v:rect id="Rectangle 44" o:spid="_x0000_s1032" style="position:absolute;left:24149;top:5978;width:39303;height:81080;visibility:visible;mso-wrap-style:square;v-text-anchor:middle" o:gfxdata="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" fillcolor="#f6cdcf [664]" stroked="f" strokeweight="1pt"/>
-                <v:shape id="Picture 18" o:spid="_x0000_s1033" type="#_x0000_t75" alt="A picture containing text&#10;&#10;Description automatically generated" style="position:absolute;left:21922;top:2696;width:43205;height:12192;visibility:visible;mso-wrap-style:square" o:gfxdata="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">
-                  <v:imagedata r:id="rId29" o:title="A picture containing text&#10;&#10;Description automatically generated"/>
+                <v:rect id="Rectangle 45" style="position:absolute;left:4923;top:22449;width:19176;height:64571;visibility:visible;mso-wrap-style:square;v-text-anchor:middle" o:spid="_x0000_s1030" fillcolor="#ee9ba0 [1304]" stroked="f" strokeweight="1pt" o:gfxdata="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"/>
+                <v:rect id="Rectangle 48" style="position:absolute;top:87043;width:68649;height:2439;visibility:visible;mso-wrap-style:square;v-text-anchor:middle" o:spid="_x0000_s1031" fillcolor="#f2f2f2 [3052]" stroked="f" strokeweight="1pt" o:gfxdata="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"/>
+                <v:rect id="Rectangle 44" style="position:absolute;left:24149;top:5978;width:39303;height:81080;visibility:visible;mso-wrap-style:square;v-text-anchor:middle" o:spid="_x0000_s1032" fillcolor="#f6cdcf [664]" stroked="f" strokeweight="1pt" o:gfxdata="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"/>
+                <v:shape id="Picture 18" style="position:absolute;left:21922;top:2696;width:43205;height:12192;visibility:visible;mso-wrap-style:square" alt="A picture containing text&#10;&#10;Description automatically generated" o:spid="_x0000_s1033" type="#_x0000_t75" o:gfxdata="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">
+                  <v:imagedata o:title="A picture containing text&#10;&#10;Description automatically generated" r:id="rId29"/>
                 </v:shape>
-                <v:shape id="Picture 60" o:spid="_x0000_s1034" type="#_x0000_t75" alt="A picture containing text&#10;&#10;Description automatically generated" style="position:absolute;left:3516;top:3575;width:22022;height:26448;visibility:visible;mso-wrap-style:square" o:gfxdata="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">
-                  <v:imagedata r:id="rId30" o:title="A picture containing text&#10;&#10;Description automatically generated"/>
+                <v:shape id="Picture 60" style="position:absolute;left:3516;top:3575;width:22022;height:26448;visibility:visible;mso-wrap-style:square" alt="A picture containing text&#10;&#10;Description automatically generated" o:spid="_x0000_s1034" type="#_x0000_t75" o:gfxdata="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">
+                  <v:imagedata o:title="A picture containing text&#10;&#10;Description automatically generated" r:id="rId30"/>
                 </v:shape>
                 <w10:anchorlock/>
               </v:group>
@@ -3492,12 +3492,12 @@
         <w:tblW w:w="5000" w:type="pct"/>
         <w:tblInd w:w="-5" w:type="dxa"/>
         <w:tblBorders>
-          <w:top w:val="none" w:sz="0" w:space="0" w:color="auto"/>
-          <w:left w:val="none" w:sz="0" w:space="0" w:color="auto"/>
-          <w:bottom w:val="none" w:sz="0" w:space="0" w:color="auto"/>
-          <w:right w:val="none" w:sz="0" w:space="0" w:color="auto"/>
-          <w:insideH w:val="none" w:sz="0" w:space="0" w:color="auto"/>
-          <w:insideV w:val="none" w:sz="0" w:space="0" w:color="auto"/>
+          <w:top w:val="none" w:color="auto" w:sz="0" w:space="0"/>
+          <w:left w:val="none" w:color="auto" w:sz="0" w:space="0"/>
+          <w:bottom w:val="none" w:color="auto" w:sz="0" w:space="0"/>
+          <w:right w:val="none" w:color="auto" w:sz="0" w:space="0"/>
+          <w:insideH w:val="none" w:color="auto" w:sz="0" w:space="0"/>
+          <w:insideV w:val="none" w:color="auto" w:sz="0" w:space="0"/>
         </w:tblBorders>
         <w:tblLayout w:type="fixed"/>
         <w:tblLook w:val="04A0" w:firstRow="1" w:lastRow="0" w:firstColumn="1" w:lastColumn="0" w:noHBand="0" w:noVBand="1"/>

--- a/src/Tests/Inputs/newsletters/01/input.docx
+++ b/src/Tests/Inputs/newsletters/01/input.docx
@@ -5983,1857 +5983,6 @@
 </w:webSettings>
 </file>
 
-<file path=word/glossary/document.xml><?xml version="1.0" encoding="utf-8"?>
-<w:glossaryDocument xmlns:wpc="http://schemas.microsoft.com/office/word/2010/wordprocessingCanvas" xmlns:cx="http://schemas.microsoft.com/office/drawing/2014/chartex" xmlns:cx1="http://schemas.microsoft.com/office/drawing/2015/9/8/chartex" xmlns:cx2="http://schemas.microsoft.com/office/drawing/2015/10/21/chartex" xmlns:cx3="http://schemas.microsoft.com/office/drawing/2016/5/9/chartex" xmlns:cx4="http://schemas.microsoft.com/office/drawing/2016/5/10/chartex" xmlns:cx5="http://schemas.microsoft.com/office/drawing/2016/5/11/chartex" xmlns:cx6="http://schemas.microsoft.com/office/drawing/2016/5/12/chartex" xmlns:cx7="http://schemas.microsoft.com/office/drawing/2016/5/13/chartex" xmlns:cx8="http://schemas.microsoft.com/office/drawing/2016/5/14/chartex" xmlns:mc="http://schemas.openxmlformats.org/markup-compatibility/2006" xmlns:aink="http://schemas.microsoft.com/office/drawing/2016/ink" xmlns:am3d="http://schemas.microsoft.com/office/drawing/2017/model3d" xmlns:o="urn:schemas-microsoft-com:office:office" xmlns:r="http://schemas.openxmlformats.org/officeDocument/2006/relationships" xmlns:m="http://schemas.openxmlformats.org/officeDocument/2006/math" xmlns:v="urn:schemas-microsoft-com:vml" xmlns:wp14="http://schemas.microsoft.com/office/word/2010/wordprocessingDrawing" xmlns:wp="http://schemas.openxmlformats.org/drawingml/2006/wordprocessingDrawing" xmlns:w10="urn:schemas-microsoft-com:office:word" xmlns:w="http://schemas.openxmlformats.org/wordprocessingml/2006/main" xmlns:w14="http://schemas.microsoft.com/office/word/2010/wordml" xmlns:w15="http://schemas.microsoft.com/office/word/2012/wordml" xmlns:w16cex="http://schemas.microsoft.com/office/word/2018/wordml/cex" xmlns:w16cid="http://schemas.microsoft.com/office/word/2016/wordml/cid" xmlns:w16="http://schemas.microsoft.com/office/word/2018/wordml" xmlns:w16se="http://schemas.microsoft.com/office/word/2015/wordml/symex" xmlns:wpg="http://schemas.microsoft.com/office/word/2010/wordprocessingGroup" xmlns:wpi="http://schemas.microsoft.com/office/word/2010/wordprocessingInk" xmlns:wne="http://schemas.microsoft.com/office/word/2006/wordml" xmlns:wps="http://schemas.microsoft.com/office/word/2010/wordprocessingShape" mc:Ignorable="w14 w15 w16se w16cid w16 w16cex wp14">
-  <w:docParts>
-    <w:docPart>
-      <w:docPartPr>
-        <w:name w:val="2BA54AB3A08A4E28B9C83CC6F7BB28A2"/>
-        <w:category>
-          <w:name w:val="General"/>
-          <w:gallery w:val="placeholder"/>
-        </w:category>
-        <w:types>
-          <w:type w:val="bbPlcHdr"/>
-        </w:types>
-        <w:behaviors>
-          <w:behavior w:val="content"/>
-        </w:behaviors>
-        <w:guid w:val="{B437F5BC-618C-4DD5-BB1E-D0CBA99DFDA8}"/>
-      </w:docPartPr>
-      <w:docPartBody>
-        <w:p>
-          <w:r>
-            <w:t>Our family newsletter</w:t>
-          </w:r>
-        </w:p>
-      </w:docPartBody>
-    </w:docPart>
-    <w:docPart>
-      <w:docPartPr>
-        <w:name w:val="7DBD53C42554403EACFCCEDFAF1D4DAA"/>
-        <w:category>
-          <w:name w:val="General"/>
-          <w:gallery w:val="placeholder"/>
-        </w:category>
-        <w:types>
-          <w:type w:val="bbPlcHdr"/>
-        </w:types>
-        <w:behaviors>
-          <w:behavior w:val="content"/>
-        </w:behaviors>
-        <w:guid w:val="{9020AC07-D21B-4A79-9760-47BB350B62F0}"/>
-      </w:docPartPr>
-      <w:docPartBody>
-        <w:p>
-          <w:r>
-            <w:t>December 20XX</w:t>
-          </w:r>
-        </w:p>
-      </w:docPartBody>
-    </w:docPart>
-    <w:docPart>
-      <w:docPartPr>
-        <w:name w:val="94E7C4C5E5DE41D490801CD37C62D040"/>
-        <w:category>
-          <w:name w:val="General"/>
-          <w:gallery w:val="placeholder"/>
-        </w:category>
-        <w:types>
-          <w:type w:val="bbPlcHdr"/>
-        </w:types>
-        <w:behaviors>
-          <w:behavior w:val="content"/>
-        </w:behaviors>
-        <w:guid w:val="{18973841-9255-4414-A32B-08639EF6B053}"/>
-      </w:docPartPr>
-      <w:docPartBody>
-        <w:p>
-          <w:r>
-            <w:t>Happy holidays from our family to yours!</w:t>
-          </w:r>
-        </w:p>
-      </w:docPartBody>
-    </w:docPart>
-    <w:docPart>
-      <w:docPartPr>
-        <w:name w:val="6C0FC8947A164C7AB9218F3E00B6B44D"/>
-        <w:category>
-          <w:name w:val="General"/>
-          <w:gallery w:val="placeholder"/>
-        </w:category>
-        <w:types>
-          <w:type w:val="bbPlcHdr"/>
-        </w:types>
-        <w:behaviors>
-          <w:behavior w:val="content"/>
-        </w:behaviors>
-        <w:guid w:val="{5DC899C8-DADF-4122-A341-796F6635FAAE}"/>
-      </w:docPartPr>
-      <w:docPartBody>
-        <w:p>
-          <w:r>
-            <w:t>Special events</w:t>
-          </w:r>
-        </w:p>
-      </w:docPartBody>
-    </w:docPart>
-    <w:docPart>
-      <w:docPartPr>
-        <w:name w:val="AFF2D92826114BB49FAB44673BEED550"/>
-        <w:category>
-          <w:name w:val="General"/>
-          <w:gallery w:val="placeholder"/>
-        </w:category>
-        <w:types>
-          <w:type w:val="bbPlcHdr"/>
-        </w:types>
-        <w:behaviors>
-          <w:behavior w:val="content"/>
-        </w:behaviors>
-        <w:guid w:val="{9F5AA199-8BC5-4450-97B0-BD49D2C90AF6}"/>
-      </w:docPartPr>
-      <w:docPartBody>
-        <w:p>
-          <w:r>
-            <w:t>“A favorite family phrase or slogan can go here.”</w:t>
-          </w:r>
-        </w:p>
-      </w:docPartBody>
-    </w:docPart>
-    <w:docPart>
-      <w:docPartPr>
-        <w:name w:val="D989533CB4074482A1D6BD5CE8055CE4"/>
-        <w:category>
-          <w:name w:val="General"/>
-          <w:gallery w:val="placeholder"/>
-        </w:category>
-        <w:types>
-          <w:type w:val="bbPlcHdr"/>
-        </w:types>
-        <w:behaviors>
-          <w:behavior w:val="content"/>
-        </w:behaviors>
-        <w:guid w:val="{33A052F4-D943-4CC9-BE88-B9BF2AB73CF5}"/>
-      </w:docPartPr>
-      <w:docPartBody>
-        <w:p>
-          <w:r>
-            <w:t>Adding pictures to your newsletter</w:t>
-          </w:r>
-        </w:p>
-      </w:docPartBody>
-    </w:docPart>
-    <w:docPart>
-      <w:docPartPr>
-        <w:name w:val="1B824BABAC7B40F8BF1CFC956B37D476"/>
-        <w:category>
-          <w:name w:val="General"/>
-          <w:gallery w:val="placeholder"/>
-        </w:category>
-        <w:types>
-          <w:type w:val="bbPlcHdr"/>
-        </w:types>
-        <w:behaviors>
-          <w:behavior w:val="content"/>
-        </w:behaviors>
-        <w:guid w:val="{A93D14E7-6840-4B0D-BAC4-6A16AAE5AFBF}"/>
-      </w:docPartPr>
-      <w:docPartBody>
-        <w:p>
-          <w:r>
-            <w:t>Adding your own message</w:t>
-          </w:r>
-        </w:p>
-      </w:docPartBody>
-    </w:docPart>
-    <w:docPart>
-      <w:docPartPr>
-        <w:name w:val="D18E7E3901E942FA8E0F6EDB847564DD"/>
-        <w:category>
-          <w:name w:val="General"/>
-          <w:gallery w:val="placeholder"/>
-        </w:category>
-        <w:types>
-          <w:type w:val="bbPlcHdr"/>
-        </w:types>
-        <w:behaviors>
-          <w:behavior w:val="content"/>
-        </w:behaviors>
-        <w:guid w:val="{BD1E3A48-BD6F-44A8-BE4B-7A1132074160}"/>
-      </w:docPartPr>
-      <w:docPartBody>
-        <w:p>
-          <w:pPr>
-            <w:pStyle w:val="D18E7E3901E942FA8E0F6EDB847564DD"/>
-          </w:pPr>
-          <w:r>
-            <w:t>Write with ease using Editor</w:t>
-          </w:r>
-        </w:p>
-      </w:docPartBody>
-    </w:docPart>
-    <w:docPart>
-      <w:docPartPr>
-        <w:name w:val="21D4ABA744364EF3B3CAC34A7F8AA05B"/>
-        <w:category>
-          <w:name w:val="General"/>
-          <w:gallery w:val="placeholder"/>
-        </w:category>
-        <w:types>
-          <w:type w:val="bbPlcHdr"/>
-        </w:types>
-        <w:behaviors>
-          <w:behavior w:val="content"/>
-        </w:behaviors>
-        <w:guid w:val="{B258BF8D-35DD-4187-8834-EEAC6BDA8E8E}"/>
-      </w:docPartPr>
-      <w:docPartBody>
-        <w:p>
-          <w:r>
-            <w:t>Adding upcoming events</w:t>
-          </w:r>
-        </w:p>
-      </w:docPartBody>
-    </w:docPart>
-    <w:docPart>
-      <w:docPartPr>
-        <w:name w:val="02EAF5C3E2DA49BC8BD42E503020AFFE"/>
-        <w:category>
-          <w:name w:val="General"/>
-          <w:gallery w:val="placeholder"/>
-        </w:category>
-        <w:types>
-          <w:type w:val="bbPlcHdr"/>
-        </w:types>
-        <w:behaviors>
-          <w:behavior w:val="content"/>
-        </w:behaviors>
-        <w:guid w:val="{62145585-15B5-4446-8B90-4E37294D5237}"/>
-      </w:docPartPr>
-      <w:docPartBody>
-        <w:p>
-          <w:pPr>
-            <w:pStyle w:val="ListBullet"/>
-            <w:rPr>
-              <w:rStyle w:val="PlaceholderText"/>
-            </w:rPr>
-          </w:pPr>
-          <w:r>
-            <w:rPr>
-              <w:rStyle w:val="PlaceholderText"/>
-            </w:rPr>
-            <w:t xml:space="preserve">Add a special highlight from your family’s life </w:t>
-          </w:r>
-        </w:p>
-        <w:p>
-          <w:pPr>
-            <w:pStyle w:val="ListBullet"/>
-            <w:rPr>
-              <w:rStyle w:val="PlaceholderText"/>
-            </w:rPr>
-          </w:pPr>
-          <w:r>
-            <w:rPr>
-              <w:rStyle w:val="PlaceholderText"/>
-            </w:rPr>
-            <w:t xml:space="preserve">Add a special highlight from your family’s life </w:t>
-          </w:r>
-        </w:p>
-        <w:p>
-          <w:pPr>
-            <w:pStyle w:val="02EAF5C3E2DA49BC8BD42E503020AFFE4"/>
-          </w:pPr>
-          <w:r>
-            <w:rPr>
-              <w:rStyle w:val="PlaceholderText"/>
-            </w:rPr>
-            <w:t>Add a special highlight from your family’s life</w:t>
-          </w:r>
-        </w:p>
-      </w:docPartBody>
-    </w:docPart>
-    <w:docPart>
-      <w:docPartPr>
-        <w:name w:val="3D6393F8818B4FDBA68A7906FDEAB007"/>
-        <w:category>
-          <w:name w:val="General"/>
-          <w:gallery w:val="placeholder"/>
-        </w:category>
-        <w:types>
-          <w:type w:val="bbPlcHdr"/>
-        </w:types>
-        <w:behaviors>
-          <w:behavior w:val="content"/>
-        </w:behaviors>
-        <w:guid w:val="{C5962F37-032A-4881-8C1C-EFAE9FE1E5CD}"/>
-      </w:docPartPr>
-      <w:docPartBody>
-        <w:p>
-          <w:r>
-            <w:t>“To catch the reader’s attention, place an interesting sentence or quote from the story here.”</w:t>
-          </w:r>
-        </w:p>
-      </w:docPartBody>
-    </w:docPart>
-    <w:docPart>
-      <w:docPartPr>
-        <w:name w:val="A2B5D9CC63AB400486C9F80C04E04A0D"/>
-        <w:category>
-          <w:name w:val="General"/>
-          <w:gallery w:val="placeholder"/>
-        </w:category>
-        <w:types>
-          <w:type w:val="bbPlcHdr"/>
-        </w:types>
-        <w:behaviors>
-          <w:behavior w:val="content"/>
-        </w:behaviors>
-        <w:guid w:val="{C3AE8671-2AE9-49F3-88F8-1EFF90181394}"/>
-      </w:docPartPr>
-      <w:docPartBody>
-        <w:p>
-          <w:pPr>
-            <w:pStyle w:val="A2B5D9CC63AB400486C9F80C04E04A0D"/>
-          </w:pPr>
-          <w:r>
-            <w:t>Add caption here</w:t>
-          </w:r>
-        </w:p>
-      </w:docPartBody>
-    </w:docPart>
-    <w:docPart>
-      <w:docPartPr>
-        <w:name w:val="EA3378768B4D428E9EE0FEC52BCDF004"/>
-        <w:category>
-          <w:name w:val="General"/>
-          <w:gallery w:val="placeholder"/>
-        </w:category>
-        <w:types>
-          <w:type w:val="bbPlcHdr"/>
-        </w:types>
-        <w:behaviors>
-          <w:behavior w:val="content"/>
-        </w:behaviors>
-        <w:guid w:val="{3F4D8450-FD3A-4A54-AB30-B82BF29EE9BC}"/>
-      </w:docPartPr>
-      <w:docPartBody>
-        <w:p>
-          <w:pPr>
-            <w:pStyle w:val="EA3378768B4D428E9EE0FEC52BCDF004"/>
-          </w:pPr>
-          <w:r>
-            <w:t>Add caption here</w:t>
-          </w:r>
-        </w:p>
-      </w:docPartBody>
-    </w:docPart>
-    <w:docPart>
-      <w:docPartPr>
-        <w:name w:val="AB89D5E6341048F486648B0EA6A6172B"/>
-        <w:category>
-          <w:name w:val="General"/>
-          <w:gallery w:val="placeholder"/>
-        </w:category>
-        <w:types>
-          <w:type w:val="bbPlcHdr"/>
-        </w:types>
-        <w:behaviors>
-          <w:behavior w:val="content"/>
-        </w:behaviors>
-        <w:guid w:val="{2DF42153-4B27-48EC-825C-8D03C1AA63DE}"/>
-      </w:docPartPr>
-      <w:docPartBody>
-        <w:p>
-          <w:r>
-            <w:t>Add caption here</w:t>
-          </w:r>
-        </w:p>
-      </w:docPartBody>
-    </w:docPart>
-    <w:docPart>
-      <w:docPartPr>
-        <w:name w:val="3D8C5F4C7DCE47CFA96B616583008BB6"/>
-        <w:category>
-          <w:name w:val="General"/>
-          <w:gallery w:val="placeholder"/>
-        </w:category>
-        <w:types>
-          <w:type w:val="bbPlcHdr"/>
-        </w:types>
-        <w:behaviors>
-          <w:behavior w:val="content"/>
-        </w:behaviors>
-        <w:guid w:val="{A5DA0E4C-C719-434A-BA2D-5C318A6B1FDF}"/>
-      </w:docPartPr>
-      <w:docPartBody>
-        <w:p>
-          <w:pPr>
-            <w:pStyle w:val="3D8C5F4C7DCE47CFA96B616583008BB6"/>
-          </w:pPr>
-          <w:r>
-            <w:t>Add caption here</w:t>
-          </w:r>
-        </w:p>
-      </w:docPartBody>
-    </w:docPart>
-    <w:docPart>
-      <w:docPartPr>
-        <w:name w:val="E9E80A3FEFA04325ACC274FF02A51A0C"/>
-        <w:category>
-          <w:name w:val="General"/>
-          <w:gallery w:val="placeholder"/>
-        </w:category>
-        <w:types>
-          <w:type w:val="bbPlcHdr"/>
-        </w:types>
-        <w:behaviors>
-          <w:behavior w:val="content"/>
-        </w:behaviors>
-        <w:guid w:val="{1F92330F-DCB9-4ABF-8654-5039CAF1F2D5}"/>
-      </w:docPartPr>
-      <w:docPartBody>
-        <w:p>
-          <w:pPr>
-            <w:pStyle w:val="E9E80A3FEFA04325ACC274FF02A51A0C"/>
-          </w:pPr>
-          <w:r>
-            <w:t>Add caption here</w:t>
-          </w:r>
-        </w:p>
-      </w:docPartBody>
-    </w:docPart>
-    <w:docPart>
-      <w:docPartPr>
-        <w:name w:val="896EAC416E8C48A590802CEF129D7260"/>
-        <w:category>
-          <w:name w:val="General"/>
-          <w:gallery w:val="placeholder"/>
-        </w:category>
-        <w:types>
-          <w:type w:val="bbPlcHdr"/>
-        </w:types>
-        <w:behaviors>
-          <w:behavior w:val="content"/>
-        </w:behaviors>
-        <w:guid w:val="{2B8B2659-5936-4D80-B5AA-6C92A53C86E5}"/>
-      </w:docPartPr>
-      <w:docPartBody>
-        <w:p>
-          <w:pPr>
-            <w:pStyle w:val="896EAC416E8C48A590802CEF129D7260"/>
-          </w:pPr>
-          <w:r>
-            <w:t>Add caption here</w:t>
-          </w:r>
-        </w:p>
-      </w:docPartBody>
-    </w:docPart>
-    <w:docPart>
-      <w:docPartPr>
-        <w:name w:val="B22A63C8B50541B5913071A50C4A7212"/>
-        <w:category>
-          <w:name w:val="General"/>
-          <w:gallery w:val="placeholder"/>
-        </w:category>
-        <w:types>
-          <w:type w:val="bbPlcHdr"/>
-        </w:types>
-        <w:behaviors>
-          <w:behavior w:val="content"/>
-        </w:behaviors>
-        <w:guid w:val="{DFF19264-E34F-497E-B6AD-68D433E37B55}"/>
-      </w:docPartPr>
-      <w:docPartBody>
-        <w:p>
-          <w:r>
-            <w:t xml:space="preserve">Holiday newsletters are a great way to keep the people closest to you updated on your family's life. It's also a fun way to share holiday greetings or write about your past year's experiences. To start, let each of your family write down their own articles in the newsletter. Add photographs from family vacations. Think about what you would tell your family and friends if you could see them.  </w:t>
-          </w:r>
-          <w:r>
-            <w:br/>
-          </w:r>
-          <w:r>
-            <w:br/>
-            <w:t>A family newsletter is also a fun activity to do as a family. Everyone feels included when you share memories with each other. Sit down and talk about the important things that happened in the past year. Also, think about who's reading your newsletter. What would your friends or distant relatives most want to hear about? Write down your ideas and then organize your list into categories.</w:t>
-          </w:r>
-        </w:p>
-      </w:docPartBody>
-    </w:docPart>
-    <w:docPart>
-      <w:docPartPr>
-        <w:name w:val="273D1F1D41EF4DD9940771D727FFA574"/>
-        <w:category>
-          <w:name w:val="General"/>
-          <w:gallery w:val="placeholder"/>
-        </w:category>
-        <w:types>
-          <w:type w:val="bbPlcHdr"/>
-        </w:types>
-        <w:behaviors>
-          <w:behavior w:val="content"/>
-        </w:behaviors>
-        <w:guid w:val="{60ED92A0-43AA-41ED-8554-F85BE9C102CF}"/>
-      </w:docPartPr>
-      <w:docPartBody>
-        <w:p>
-          <w:pPr>
-            <w:pStyle w:val="273D1F1D41EF4DD9940771D727FFA5744"/>
-          </w:pPr>
-          <w:r>
-            <w:t>Pictures of your family trips or special events can bring your newsletter to life. Once you've chosen a picture, place it close to the information. Be sure to put the caption of the image near the image. Want to use online images in your newsletter? Find thousands of images online to download and insert into your newsletter. </w:t>
-          </w:r>
-          <w:r>
-            <w:t xml:space="preserve"> </w:t>
-          </w:r>
-          <w:r>
-            <w:br/>
-          </w:r>
-          <w:r>
-            <w:br/>
-          </w:r>
-          <w:r>
-            <w:t>To change the pictures in this newsletter to your own, select the image you wish to change. Go to </w:t>
-          </w:r>
-          <w:r>
-            <w:rPr>
-              <w:b/>
-              <w:bCs/>
-            </w:rPr>
-            <w:t>Insert</w:t>
-          </w:r>
-          <w:r>
-            <w:t>, </w:t>
-          </w:r>
-          <w:r>
-            <w:rPr>
-              <w:b/>
-              <w:bCs/>
-            </w:rPr>
-            <w:t>Pictures</w:t>
-          </w:r>
-          <w:r>
-            <w:t>, and then select either </w:t>
-          </w:r>
-          <w:r>
-            <w:rPr>
-              <w:b/>
-              <w:bCs/>
-            </w:rPr>
-            <w:t>Pictures </w:t>
-          </w:r>
-          <w:r>
-            <w:t>or </w:t>
-          </w:r>
-          <w:r>
-            <w:rPr>
-              <w:b/>
-              <w:bCs/>
-            </w:rPr>
-            <w:t>Online Pictures</w:t>
-          </w:r>
-          <w:r>
-            <w:t>. Locate the image you want and double-click it. The new picture will add to the existing text box for easy positioning.</w:t>
-          </w:r>
-          <w:r>
-            <w:br/>
-          </w:r>
-          <w:r>
-            <w:br/>
-            <w:t>Tip: Borders may not show on text boxes that contain images or text. Before you add anything else, make sure it's placed within a text box.</w:t>
-          </w:r>
-          <w:r>
-            <w:t xml:space="preserve"> Pictures of your family trips or special events can bring your newsletter to life. Once you've chosen a picture, place it close to the information. Be sure to put the caption of the image near the image.</w:t>
-          </w:r>
-        </w:p>
-      </w:docPartBody>
-    </w:docPart>
-    <w:docPart>
-      <w:docPartPr>
-        <w:name w:val="FC54B928F7C0468792228154A2C9A6A1"/>
-        <w:category>
-          <w:name w:val="General"/>
-          <w:gallery w:val="placeholder"/>
-        </w:category>
-        <w:types>
-          <w:type w:val="bbPlcHdr"/>
-        </w:types>
-        <w:behaviors>
-          <w:behavior w:val="content"/>
-        </w:behaviors>
-        <w:guid w:val="{57FEF54C-08BD-440C-9E49-1F9EE3B671C4}"/>
-      </w:docPartPr>
-      <w:docPartBody>
-        <w:p>
-          <w:pPr>
-            <w:pStyle w:val="FC54B928F7C0468792228154A2C9A6A1"/>
-          </w:pPr>
-          <w:r>
-            <w:t xml:space="preserve">Add a simple greeting, poem, or your children's artwork on the back of your family's newsletter. Make sure that it is festive and eye-catching because it'll be the first thing seen. </w:t>
-          </w:r>
-          <w:r>
-            <w:t xml:space="preserve"> </w:t>
-          </w:r>
-          <w:r>
-            <w:br/>
-          </w:r>
-          <w:r>
-            <w:br/>
-          </w:r>
-          <w:r>
-            <w:t>You can add your own artwork to the back of a family newsletter by scanning in a drawing or a photograph.</w:t>
-          </w:r>
-          <w:r>
-            <w:br/>
-          </w:r>
-          <w:r>
-            <w:br/>
-          </w:r>
-          <w:r>
-            <w:t>Add a simple greeting, poem, or your children's artwork on the back of your family's newsletter. Make sure that it is festive and eye-catching because it'll be the first thing seen.</w:t>
-          </w:r>
-        </w:p>
-      </w:docPartBody>
-    </w:docPart>
-    <w:docPart>
-      <w:docPartPr>
-        <w:name w:val="D21F31FE804243AA9127252041FB048A"/>
-        <w:category>
-          <w:name w:val="General"/>
-          <w:gallery w:val="placeholder"/>
-        </w:category>
-        <w:types>
-          <w:type w:val="bbPlcHdr"/>
-        </w:types>
-        <w:behaviors>
-          <w:behavior w:val="content"/>
-        </w:behaviors>
-        <w:guid w:val="{C3082232-65F1-4C6D-82C0-2BFE321A1A76}"/>
-      </w:docPartPr>
-      <w:docPartBody>
-        <w:p>
-          <w:pPr>
-            <w:pStyle w:val="D21F31FE804243AA9127252041FB048A"/>
-          </w:pPr>
-          <w:r>
-            <w:t>Add caption here</w:t>
-          </w:r>
-        </w:p>
-      </w:docPartBody>
-    </w:docPart>
-    <w:docPart>
-      <w:docPartPr>
-        <w:name w:val="3FA5846F98664F2586680072B2811E56"/>
-        <w:category>
-          <w:name w:val="General"/>
-          <w:gallery w:val="placeholder"/>
-        </w:category>
-        <w:types>
-          <w:type w:val="bbPlcHdr"/>
-        </w:types>
-        <w:behaviors>
-          <w:behavior w:val="content"/>
-        </w:behaviors>
-        <w:guid w:val="{999C39A8-FB32-47F0-AECB-55417F5173CE}"/>
-      </w:docPartPr>
-      <w:docPartBody>
-        <w:p>
-          <w:pPr>
-            <w:pStyle w:val="3FA5846F98664F2586680072B2811E56"/>
-          </w:pPr>
-          <w:r>
-            <w:t>Add caption here</w:t>
-          </w:r>
-        </w:p>
-      </w:docPartBody>
-    </w:docPart>
-    <w:docPart>
-      <w:docPartPr>
-        <w:name w:val="B0C20C757A0E4F91BC3784EBABF17574"/>
-        <w:category>
-          <w:name w:val="General"/>
-          <w:gallery w:val="placeholder"/>
-        </w:category>
-        <w:types>
-          <w:type w:val="bbPlcHdr"/>
-        </w:types>
-        <w:behaviors>
-          <w:behavior w:val="content"/>
-        </w:behaviors>
-        <w:guid w:val="{DFDF2460-3350-458C-A113-EE7B5FED33DA}"/>
-      </w:docPartPr>
-      <w:docPartBody>
-        <w:p>
-          <w:pPr>
-            <w:pStyle w:val="B0C20C757A0E4F91BC3784EBABF17574"/>
-          </w:pPr>
-          <w:r>
-            <w:t>Add caption here</w:t>
-          </w:r>
-        </w:p>
-      </w:docPartBody>
-    </w:docPart>
-    <w:docPart>
-      <w:docPartPr>
-        <w:name w:val="C8EEB50570F14A2DB23DD00ACA307B61"/>
-        <w:category>
-          <w:name w:val="General"/>
-          <w:gallery w:val="placeholder"/>
-        </w:category>
-        <w:types>
-          <w:type w:val="bbPlcHdr"/>
-        </w:types>
-        <w:behaviors>
-          <w:behavior w:val="content"/>
-        </w:behaviors>
-        <w:guid w:val="{6237519E-361A-4983-8EA2-20C32699C5B2}"/>
-      </w:docPartPr>
-      <w:docPartBody>
-        <w:p>
-          <w:pPr>
-            <w:pStyle w:val="C8EEB50570F14A2DB23DD00ACA307B61"/>
-          </w:pPr>
-          <w:r>
-            <w:t>Add caption here</w:t>
-          </w:r>
-        </w:p>
-      </w:docPartBody>
-    </w:docPart>
-    <w:docPart>
-      <w:docPartPr>
-        <w:name w:val="6944DF8ED2B94887874AE4579D13F9DC"/>
-        <w:category>
-          <w:name w:val="General"/>
-          <w:gallery w:val="placeholder"/>
-        </w:category>
-        <w:types>
-          <w:type w:val="bbPlcHdr"/>
-        </w:types>
-        <w:behaviors>
-          <w:behavior w:val="content"/>
-        </w:behaviors>
-        <w:guid w:val="{35D48B2D-1DFD-4E60-8BDE-FA2AAF0247D3}"/>
-      </w:docPartPr>
-      <w:docPartBody>
-        <w:p>
-          <w:pPr>
-            <w:pStyle w:val="6944DF8ED2B94887874AE4579D13F9DC"/>
-          </w:pPr>
-          <w:r>
-            <w:t>Add caption here</w:t>
-          </w:r>
-        </w:p>
-      </w:docPartBody>
-    </w:docPart>
-    <w:docPart>
-      <w:docPartPr>
-        <w:name w:val="52CA16A5DC3A41D2A463E6473F9E5ACF"/>
-        <w:category>
-          <w:name w:val="General"/>
-          <w:gallery w:val="placeholder"/>
-        </w:category>
-        <w:types>
-          <w:type w:val="bbPlcHdr"/>
-        </w:types>
-        <w:behaviors>
-          <w:behavior w:val="content"/>
-        </w:behaviors>
-        <w:guid w:val="{5EB523F6-DA23-4349-A58B-1AEE0C966857}"/>
-      </w:docPartPr>
-      <w:docPartBody>
-        <w:p>
-          <w:pPr>
-            <w:pStyle w:val="52CA16A5DC3A41D2A463E6473F9E5ACF1"/>
-          </w:pPr>
-          <w:r>
-            <w:t xml:space="preserve">We’ve added a new feature in Word that can help you elevate your writing. You've probably used tools like spell checker to look for spelling mistakes, and Editor can help you with that too. In fact, anyone can use Editor for grammar and spelling help across Word, Outlook.com, and the web.   </w:t>
-          </w:r>
-          <w:r>
-            <w:br/>
-          </w:r>
-          <w:r>
-            <w:br/>
-            <w:t>Editor is free with a Microsoft sign-in, but Microsoft 365 subscribers have access to advanced grammar and style refinements. When you’re a subscriber, you'll unlock the ability to scan your writing for conciseness, formal language, vocabulary suggestions, and more.</w:t>
-          </w:r>
-        </w:p>
-      </w:docPartBody>
-    </w:docPart>
-    <w:docPart>
-      <w:docPartPr>
-        <w:name w:val="4304652E9F234BDD8D0EB5ECA45A4EEC"/>
-        <w:category>
-          <w:name w:val="General"/>
-          <w:gallery w:val="placeholder"/>
-        </w:category>
-        <w:types>
-          <w:type w:val="bbPlcHdr"/>
-        </w:types>
-        <w:behaviors>
-          <w:behavior w:val="content"/>
-        </w:behaviors>
-        <w:guid w:val="{1146CD10-AF63-43E4-9BDD-3C9ABDD09AEF}"/>
-      </w:docPartPr>
-      <w:docPartBody>
-        <w:p>
-          <w:pPr>
-            <w:pStyle w:val="4304652E9F234BDD8D0EB5ECA45A4EEC1"/>
-          </w:pPr>
-          <w:r>
-            <w:t xml:space="preserve">Use Editor to flag for wordiness, conjunction overuse, passive voice, double negatives, and other issues. Correcting style issues can sharpen your writing and make it easier to understand.  </w:t>
-          </w:r>
-          <w:r>
-            <w:br/>
-          </w:r>
-          <w:r>
-            <w:br/>
-            <w:t>Pictures of your family trips or special events can bring your newsletter to life. Once you've chosen a picture, place it close to the information. Be sure to put the caption of the image near the image. Want to use online images in your newsletter? Find thousands of images online to download and insert into your newsletter.</w:t>
-          </w:r>
-        </w:p>
-      </w:docPartBody>
-    </w:docPart>
-    <w:docPart>
-      <w:docPartPr>
-        <w:name w:val="138D9B4DD8A847A8A31B5032041C8C2F"/>
-        <w:category>
-          <w:name w:val="General"/>
-          <w:gallery w:val="placeholder"/>
-        </w:category>
-        <w:types>
-          <w:type w:val="bbPlcHdr"/>
-        </w:types>
-        <w:behaviors>
-          <w:behavior w:val="content"/>
-        </w:behaviors>
-        <w:guid w:val="{4B5F518B-BDC4-4104-A68D-544364E0B0EC}"/>
-      </w:docPartPr>
-      <w:docPartBody>
-        <w:p>
-          <w:pPr>
-            <w:pStyle w:val="138D9B4DD8A847A8A31B5032041C8C2F"/>
-          </w:pPr>
-          <w:r>
-            <w:t xml:space="preserve">A great way to add content to this newsletter is to include a calendar of upcoming events. You can also add a special memory that your family shares. </w:t>
-          </w:r>
-          <w:r>
-            <w:t xml:space="preserve"> </w:t>
-          </w:r>
-          <w:r>
-            <w:br/>
-          </w:r>
-          <w:r>
-            <w:br/>
-            <w:t>Transcribe the words of a song or a poem onto the back of your newsletter. With a little creativity, your holiday newsletter can be a great way to say, "Season's Greetings!"</w:t>
-          </w:r>
-          <w:r>
-            <w:br/>
-          </w:r>
-          <w:r>
-            <w:br/>
-            <w:t>A great way to add content to this newsletter is to include a calendar of upcoming events. You can also add a special memory that your family shares.</w:t>
-          </w:r>
-        </w:p>
-      </w:docPartBody>
-    </w:docPart>
-  </w:docParts>
-</w:glossaryDocument>
-</file>
-
-<file path=word/glossary/fontTable.xml><?xml version="1.0" encoding="utf-8"?>
-<w:fonts xmlns:mc="http://schemas.openxmlformats.org/markup-compatibility/2006" xmlns:r="http://schemas.openxmlformats.org/officeDocument/2006/relationships" xmlns:w="http://schemas.openxmlformats.org/wordprocessingml/2006/main" xmlns:w14="http://schemas.microsoft.com/office/word/2010/wordml" xmlns:w15="http://schemas.microsoft.com/office/word/2012/wordml" xmlns:w16cex="http://schemas.microsoft.com/office/word/2018/wordml/cex" xmlns:w16cid="http://schemas.microsoft.com/office/word/2016/wordml/cid" xmlns:w16="http://schemas.microsoft.com/office/word/2018/wordml" xmlns:w16se="http://schemas.microsoft.com/office/word/2015/wordml/symex" mc:Ignorable="w14 w15 w16se w16cid w16 w16cex">
-  <w:font w:name="Symbol">
-    <w:panose1 w:val="05050102010706020507"/>
-    <w:charset w:val="02"/>
-    <w:family w:val="roman"/>
-    <w:pitch w:val="variable"/>
-    <w:sig w:usb0="00000000" w:usb1="10000000" w:usb2="00000000" w:usb3="00000000" w:csb0="80000000" w:csb1="00000000"/>
-  </w:font>
-  <w:font w:name="Times New Roman">
-    <w:panose1 w:val="02020603050405020304"/>
-    <w:charset w:val="00"/>
-    <w:family w:val="roman"/>
-    <w:pitch w:val="variable"/>
-    <w:sig w:usb0="E0002EFF" w:usb1="C000785B" w:usb2="00000009" w:usb3="00000000" w:csb0="000001FF" w:csb1="00000000"/>
-  </w:font>
-  <w:font w:name="Courier New">
-    <w:panose1 w:val="02070309020205020404"/>
-    <w:charset w:val="00"/>
-    <w:family w:val="modern"/>
-    <w:pitch w:val="fixed"/>
-    <w:sig w:usb0="E0002EFF" w:usb1="C0007843" w:usb2="00000009" w:usb3="00000000" w:csb0="000001FF" w:csb1="00000000"/>
-  </w:font>
-  <w:font w:name="Wingdings">
-    <w:panose1 w:val="05000000000000000000"/>
-    <w:charset w:val="02"/>
-    <w:family w:val="auto"/>
-    <w:pitch w:val="variable"/>
-    <w:sig w:usb0="00000000" w:usb1="10000000" w:usb2="00000000" w:usb3="00000000" w:csb0="80000000" w:csb1="00000000"/>
-  </w:font>
-  <w:font w:name="Rockwell">
-    <w:panose1 w:val="02060603020205020403"/>
-    <w:charset w:val="00"/>
-    <w:family w:val="roman"/>
-    <w:pitch w:val="variable"/>
-    <w:sig w:usb0="00000007" w:usb1="00000000" w:usb2="00000000" w:usb3="00000000" w:csb0="00000003" w:csb1="00000000"/>
-  </w:font>
-  <w:font w:name="Segoe UI">
-    <w:panose1 w:val="020B0502040204020203"/>
-    <w:charset w:val="00"/>
-    <w:family w:val="swiss"/>
-    <w:pitch w:val="variable"/>
-    <w:sig w:usb0="E4002EFF" w:usb1="C000E47F" w:usb2="00000009" w:usb3="00000000" w:csb0="000001FF" w:csb1="00000000"/>
-  </w:font>
-  <w:font w:name="Calibri">
-    <w:panose1 w:val="020F0502020204030204"/>
-    <w:charset w:val="00"/>
-    <w:family w:val="swiss"/>
-    <w:pitch w:val="variable"/>
-    <w:sig w:usb0="E4002EFF" w:usb1="C000247B" w:usb2="00000009" w:usb3="00000000" w:csb0="000001FF" w:csb1="00000000"/>
-  </w:font>
-  <w:font w:name="Calibri Light">
-    <w:panose1 w:val="020F0302020204030204"/>
-    <w:charset w:val="00"/>
-    <w:family w:val="swiss"/>
-    <w:pitch w:val="variable"/>
-    <w:sig w:usb0="E4002EFF" w:usb1="C000247B" w:usb2="00000009" w:usb3="00000000" w:csb0="000001FF" w:csb1="00000000"/>
-  </w:font>
-</w:fonts>
-</file>
-
-<file path=word/glossary/numbering.xml><?xml version="1.0" encoding="utf-8"?>
-<w:numbering xmlns:wpc="http://schemas.microsoft.com/office/word/2010/wordprocessingCanvas" xmlns:cx="http://schemas.microsoft.com/office/drawing/2014/chartex" xmlns:cx1="http://schemas.microsoft.com/office/drawing/2015/9/8/chartex" xmlns:cx2="http://schemas.microsoft.com/office/drawing/2015/10/21/chartex" xmlns:cx3="http://schemas.microsoft.com/office/drawing/2016/5/9/chartex" xmlns:cx4="http://schemas.microsoft.com/office/drawing/2016/5/10/chartex" xmlns:cx5="http://schemas.microsoft.com/office/drawing/2016/5/11/chartex" xmlns:cx6="http://schemas.microsoft.com/office/drawing/2016/5/12/chartex" xmlns:cx7="http://schemas.microsoft.com/office/drawing/2016/5/13/chartex" xmlns:cx8="http://schemas.microsoft.com/office/drawing/2016/5/14/chartex" xmlns:mc="http://schemas.openxmlformats.org/markup-compatibility/2006" xmlns:aink="http://schemas.microsoft.com/office/drawing/2016/ink" xmlns:am3d="http://schemas.microsoft.com/office/drawing/2017/model3d" xmlns:o="urn:schemas-microsoft-com:office:office" xmlns:r="http://schemas.openxmlformats.org/officeDocument/2006/relationships" xmlns:m="http://schemas.openxmlformats.org/officeDocument/2006/math" xmlns:v="urn:schemas-microsoft-com:vml" xmlns:wp14="http://schemas.microsoft.com/office/word/2010/wordprocessingDrawing" xmlns:wp="http://schemas.openxmlformats.org/drawingml/2006/wordprocessingDrawing" xmlns:w10="urn:schemas-microsoft-com:office:word" xmlns:w="http://schemas.openxmlformats.org/wordprocessingml/2006/main" xmlns:w14="http://schemas.microsoft.com/office/word/2010/wordml" xmlns:w15="http://schemas.microsoft.com/office/word/2012/wordml" xmlns:w16cex="http://schemas.microsoft.com/office/word/2018/wordml/cex" xmlns:w16cid="http://schemas.microsoft.com/office/word/2016/wordml/cid" xmlns:w16="http://schemas.microsoft.com/office/word/2018/wordml" xmlns:w16se="http://schemas.microsoft.com/office/word/2015/wordml/symex" xmlns:wpg="http://schemas.microsoft.com/office/word/2010/wordprocessingGroup" xmlns:wpi="http://schemas.microsoft.com/office/word/2010/wordprocessingInk" xmlns:wne="http://schemas.microsoft.com/office/word/2006/wordml" xmlns:wps="http://schemas.microsoft.com/office/word/2010/wordprocessingShape" mc:Ignorable="w14 w15 w16se w16cid w16 w16cex wp14">
-  <w:abstractNum w:abstractNumId="0" w15:restartNumberingAfterBreak="0">
-    <w:nsid w:val="FFFFFF89"/>
-    <w:multiLevelType w:val="singleLevel"/>
-    <w:tmpl w:val="1302AF1C"/>
-    <w:lvl w:ilvl="0">
-      <w:start w:val="1"/>
-      <w:numFmt w:val="bullet"/>
-      <w:pStyle w:val="ListBullet"/>
-      <w:lvlText w:val=""/>
-      <w:lvlJc w:val="left"/>
-      <w:pPr>
-        <w:tabs>
-          <w:tab w:val="num" w:pos="360"/>
-        </w:tabs>
-        <w:ind w:left="360" w:hanging="360"/>
-      </w:pPr>
-      <w:rPr>
-        <w:rFonts w:ascii="Symbol" w:hAnsi="Symbol" w:hint="default"/>
-      </w:rPr>
-    </w:lvl>
-  </w:abstractNum>
-  <w:abstractNum w:abstractNumId="1" w15:restartNumberingAfterBreak="0">
-    <w:nsid w:val="3A980E42"/>
-    <w:multiLevelType w:val="multilevel"/>
-    <w:tmpl w:val="611AA1A0"/>
-    <w:lvl w:ilvl="0">
-      <w:start w:val="1"/>
-      <w:numFmt w:val="decimal"/>
-      <w:lvlText w:val="%1."/>
-      <w:lvlJc w:val="left"/>
-      <w:pPr>
-        <w:tabs>
-          <w:tab w:val="num" w:pos="720"/>
-        </w:tabs>
-        <w:ind w:left="720" w:hanging="720"/>
-      </w:pPr>
-    </w:lvl>
-    <w:lvl w:ilvl="1">
-      <w:start w:val="1"/>
-      <w:numFmt w:val="decimal"/>
-      <w:lvlText w:val="%2."/>
-      <w:lvlJc w:val="left"/>
-      <w:pPr>
-        <w:tabs>
-          <w:tab w:val="num" w:pos="1440"/>
-        </w:tabs>
-        <w:ind w:left="1440" w:hanging="720"/>
-      </w:pPr>
-    </w:lvl>
-    <w:lvl w:ilvl="2">
-      <w:start w:val="1"/>
-      <w:numFmt w:val="decimal"/>
-      <w:lvlText w:val="%3."/>
-      <w:lvlJc w:val="left"/>
-      <w:pPr>
-        <w:tabs>
-          <w:tab w:val="num" w:pos="2160"/>
-        </w:tabs>
-        <w:ind w:left="2160" w:hanging="720"/>
-      </w:pPr>
-    </w:lvl>
-    <w:lvl w:ilvl="3">
-      <w:start w:val="1"/>
-      <w:numFmt w:val="decimal"/>
-      <w:lvlText w:val="%4."/>
-      <w:lvlJc w:val="left"/>
-      <w:pPr>
-        <w:tabs>
-          <w:tab w:val="num" w:pos="2880"/>
-        </w:tabs>
-        <w:ind w:left="2880" w:hanging="720"/>
-      </w:pPr>
-    </w:lvl>
-    <w:lvl w:ilvl="4">
-      <w:start w:val="1"/>
-      <w:numFmt w:val="decimal"/>
-      <w:lvlText w:val="%5."/>
-      <w:lvlJc w:val="left"/>
-      <w:pPr>
-        <w:tabs>
-          <w:tab w:val="num" w:pos="3600"/>
-        </w:tabs>
-        <w:ind w:left="3600" w:hanging="720"/>
-      </w:pPr>
-    </w:lvl>
-    <w:lvl w:ilvl="5">
-      <w:start w:val="1"/>
-      <w:numFmt w:val="decimal"/>
-      <w:lvlText w:val="%6."/>
-      <w:lvlJc w:val="left"/>
-      <w:pPr>
-        <w:tabs>
-          <w:tab w:val="num" w:pos="4320"/>
-        </w:tabs>
-        <w:ind w:left="4320" w:hanging="720"/>
-      </w:pPr>
-    </w:lvl>
-    <w:lvl w:ilvl="6">
-      <w:start w:val="1"/>
-      <w:numFmt w:val="decimal"/>
-      <w:lvlText w:val="%7."/>
-      <w:lvlJc w:val="left"/>
-      <w:pPr>
-        <w:tabs>
-          <w:tab w:val="num" w:pos="5040"/>
-        </w:tabs>
-        <w:ind w:left="5040" w:hanging="720"/>
-      </w:pPr>
-    </w:lvl>
-    <w:lvl w:ilvl="7">
-      <w:start w:val="1"/>
-      <w:numFmt w:val="decimal"/>
-      <w:lvlText w:val="%8."/>
-      <w:lvlJc w:val="left"/>
-      <w:pPr>
-        <w:tabs>
-          <w:tab w:val="num" w:pos="5760"/>
-        </w:tabs>
-        <w:ind w:left="5760" w:hanging="720"/>
-      </w:pPr>
-    </w:lvl>
-    <w:lvl w:ilvl="8">
-      <w:start w:val="1"/>
-      <w:numFmt w:val="decimal"/>
-      <w:lvlText w:val="%9."/>
-      <w:lvlJc w:val="left"/>
-      <w:pPr>
-        <w:tabs>
-          <w:tab w:val="num" w:pos="6480"/>
-        </w:tabs>
-        <w:ind w:left="6480" w:hanging="720"/>
-      </w:pPr>
-    </w:lvl>
-  </w:abstractNum>
-  <w:num w:numId="1">
-    <w:abstractNumId w:val="0"/>
-  </w:num>
-  <w:num w:numId="2">
-    <w:abstractNumId w:val="1"/>
-  </w:num>
-</w:numbering>
-</file>
-
-<file path=word/glossary/settings.xml><?xml version="1.0" encoding="utf-8"?>
-<w:settings xmlns:mc="http://schemas.openxmlformats.org/markup-compatibility/2006" xmlns:o="urn:schemas-microsoft-com:office:office" xmlns:r="http://schemas.openxmlformats.org/officeDocument/2006/relationships" xmlns:m="http://schemas.openxmlformats.org/officeDocument/2006/math" xmlns:v="urn:schemas-microsoft-com:vml" xmlns:w10="urn:schemas-microsoft-com:office:word" xmlns:w="http://schemas.openxmlformats.org/wordprocessingml/2006/main" xmlns:w14="http://schemas.microsoft.com/office/word/2010/wordml" xmlns:w15="http://schemas.microsoft.com/office/word/2012/wordml" xmlns:w16cex="http://schemas.microsoft.com/office/word/2018/wordml/cex" xmlns:w16cid="http://schemas.microsoft.com/office/word/2016/wordml/cid" xmlns:w16="http://schemas.microsoft.com/office/word/2018/wordml" xmlns:w16se="http://schemas.microsoft.com/office/word/2015/wordml/symex" xmlns:sl="http://schemas.openxmlformats.org/schemaLibrary/2006/main" mc:Ignorable="w14 w15 w16se w16cid w16 w16cex">
-  <w:view w:val="normal"/>
-  <w:defaultTabStop w:val="720"/>
-  <w:characterSpacingControl w:val="doNotCompress"/>
-  <w:compat>
-    <w:useFELayout/>
-    <w:compatSetting w:name="compatibilityMode" w:uri="http://schemas.microsoft.com/office/word" w:val="15"/>
-    <w:compatSetting w:name="overrideTableStyleFontSizeAndJustification" w:uri="http://schemas.microsoft.com/office/word" w:val="1"/>
-    <w:compatSetting w:name="enableOpenTypeFeatures" w:uri="http://schemas.microsoft.com/office/word" w:val="1"/>
-    <w:compatSetting w:name="doNotFlipMirrorIndents" w:uri="http://schemas.microsoft.com/office/word" w:val="1"/>
-    <w:compatSetting w:name="differentiateMultirowTableHeaders" w:uri="http://schemas.microsoft.com/office/word" w:val="1"/>
-    <w:compatSetting w:name="useWord2013TrackBottomHyphenation" w:uri="http://schemas.microsoft.com/office/word" w:val="0"/>
-  </w:compat>
-  <w:rsids>
-    <w:rsidRoot w:val="004C406C"/>
-    <w:rsid w:val="00067A99"/>
-    <w:rsid w:val="004C406C"/>
-    <w:rsid w:val="00605AA6"/>
-    <w:rsid w:val="00701C5B"/>
-    <w:rsid w:val="007F2C52"/>
-    <w:rsid w:val="009F2B31"/>
-    <w:rsid w:val="00AD3246"/>
-    <w:rsid w:val="00C02C4F"/>
-  </w:rsids>
-  <m:mathPr>
-    <m:mathFont m:val="Cambria Math"/>
-    <m:brkBin m:val="before"/>
-    <m:brkBinSub m:val="--"/>
-    <m:smallFrac m:val="0"/>
-    <m:dispDef/>
-    <m:lMargin m:val="0"/>
-    <m:rMargin m:val="0"/>
-    <m:defJc m:val="centerGroup"/>
-    <m:wrapIndent m:val="1440"/>
-    <m:intLim m:val="subSup"/>
-    <m:naryLim m:val="undOvr"/>
-  </m:mathPr>
-  <w:themeFontLang w:val="en-US"/>
-  <w:clrSchemeMapping w:bg1="light1" w:t1="dark1" w:bg2="light2" w:t2="dark2" w:accent1="accent1" w:accent2="accent2" w:accent3="accent3" w:accent4="accent4" w:accent5="accent5" w:accent6="accent6" w:hyperlink="hyperlink" w:followedHyperlink="followedHyperlink"/>
-  <w:decimalSymbol w:val="."/>
-  <w:listSeparator w:val=","/>
-  <w15:chartTrackingRefBased/>
-</w:settings>
-</file>
-
-<file path=word/glossary/styles.xml><?xml version="1.0" encoding="utf-8"?>
-<w:styles xmlns:mc="http://schemas.openxmlformats.org/markup-compatibility/2006" xmlns:r="http://schemas.openxmlformats.org/officeDocument/2006/relationships" xmlns:w="http://schemas.openxmlformats.org/wordprocessingml/2006/main" xmlns:w14="http://schemas.microsoft.com/office/word/2010/wordml" xmlns:w15="http://schemas.microsoft.com/office/word/2012/wordml" xmlns:w16cex="http://schemas.microsoft.com/office/word/2018/wordml/cex" xmlns:w16cid="http://schemas.microsoft.com/office/word/2016/wordml/cid" xmlns:w16="http://schemas.microsoft.com/office/word/2018/wordml" xmlns:w16se="http://schemas.microsoft.com/office/word/2015/wordml/symex" mc:Ignorable="w14 w15 w16se w16cid w16 w16cex">
-  <w:docDefaults>
-    <w:rPrDefault>
-      <w:rPr>
-        <w:rFonts w:asciiTheme="minorHAnsi" w:eastAsiaTheme="minorEastAsia" w:hAnsiTheme="minorHAnsi" w:cstheme="minorBidi"/>
-        <w:sz w:val="22"/>
-        <w:szCs w:val="22"/>
-        <w:lang w:val="en-US" w:eastAsia="en-US" w:bidi="ar-SA"/>
-      </w:rPr>
-    </w:rPrDefault>
-    <w:pPrDefault>
-      <w:pPr>
-        <w:spacing w:after="160" w:line="259" w:lineRule="auto"/>
-      </w:pPr>
-    </w:pPrDefault>
-  </w:docDefaults>
-  <w:latentStyles w:defLockedState="0" w:defUIPriority="99" w:defSemiHidden="0" w:defUnhideWhenUsed="0" w:defQFormat="0" w:count="376">
-    <w:lsdException w:name="Normal" w:uiPriority="0" w:qFormat="1"/>
-    <w:lsdException w:name="heading 1" w:uiPriority="9" w:qFormat="1"/>
-    <w:lsdException w:name="heading 2" w:semiHidden="1" w:uiPriority="9" w:unhideWhenUsed="1" w:qFormat="1"/>
-    <w:lsdException w:name="heading 3" w:semiHidden="1" w:uiPriority="9" w:unhideWhenUsed="1" w:qFormat="1"/>
-    <w:lsdException w:name="heading 4" w:semiHidden="1" w:uiPriority="9" w:unhideWhenUsed="1" w:qFormat="1"/>
-    <w:lsdException w:name="heading 5" w:semiHidden="1" w:uiPriority="9" w:unhideWhenUsed="1" w:qFormat="1"/>
-    <w:lsdException w:name="heading 6" w:semiHidden="1" w:uiPriority="9" w:unhideWhenUsed="1" w:qFormat="1"/>
-    <w:lsdException w:name="heading 7" w:semiHidden="1" w:uiPriority="9" w:unhideWhenUsed="1" w:qFormat="1"/>
-    <w:lsdException w:name="heading 8" w:semiHidden="1" w:uiPriority="9" w:unhideWhenUsed="1" w:qFormat="1"/>
-    <w:lsdException w:name="heading 9" w:semiHidden="1" w:uiPriority="9" w:unhideWhenUsed="1" w:qFormat="1"/>
-    <w:lsdException w:name="index 1" w:semiHidden="1" w:unhideWhenUsed="1"/>
-    <w:lsdException w:name="index 2" w:semiHidden="1" w:unhideWhenUsed="1"/>
-    <w:lsdException w:name="index 3" w:semiHidden="1" w:unhideWhenUsed="1"/>
-    <w:lsdException w:name="index 4" w:semiHidden="1" w:unhideWhenUsed="1"/>
-    <w:lsdException w:name="index 5" w:semiHidden="1" w:unhideWhenUsed="1"/>
-    <w:lsdException w:name="index 6" w:semiHidden="1" w:unhideWhenUsed="1"/>
-    <w:lsdException w:name="index 7" w:semiHidden="1" w:unhideWhenUsed="1"/>
-    <w:lsdException w:name="index 8" w:semiHidden="1" w:unhideWhenUsed="1"/>
-    <w:lsdException w:name="index 9" w:semiHidden="1" w:unhideWhenUsed="1"/>
-    <w:lsdException w:name="toc 1" w:semiHidden="1" w:uiPriority="39" w:unhideWhenUsed="1"/>
-    <w:lsdException w:name="toc 2" w:semiHidden="1" w:uiPriority="39" w:unhideWhenUsed="1"/>
-    <w:lsdException w:name="toc 3" w:semiHidden="1" w:uiPriority="39" w:unhideWhenUsed="1"/>
-    <w:lsdException w:name="toc 4" w:semiHidden="1" w:uiPriority="39" w:unhideWhenUsed="1"/>
-    <w:lsdException w:name="toc 5" w:semiHidden="1" w:uiPriority="39" w:unhideWhenUsed="1"/>
-    <w:lsdException w:name="toc 6" w:semiHidden="1" w:uiPriority="39" w:unhideWhenUsed="1"/>
-    <w:lsdException w:name="toc 7" w:semiHidden="1" w:uiPriority="39" w:unhideWhenUsed="1"/>
-    <w:lsdException w:name="toc 8" w:semiHidden="1" w:uiPriority="39" w:unhideWhenUsed="1"/>
-    <w:lsdException w:name="toc 9" w:semiHidden="1" w:uiPriority="39" w:unhideWhenUsed="1"/>
-    <w:lsdException w:name="Normal Indent" w:semiHidden="1" w:unhideWhenUsed="1"/>
-    <w:lsdException w:name="footnote text" w:semiHidden="1" w:unhideWhenUsed="1"/>
-    <w:lsdException w:name="annotation text" w:semiHidden="1" w:unhideWhenUsed="1"/>
-    <w:lsdException w:name="header" w:semiHidden="1" w:unhideWhenUsed="1"/>
-    <w:lsdException w:name="footer" w:semiHidden="1" w:unhideWhenUsed="1"/>
-    <w:lsdException w:name="index heading" w:semiHidden="1" w:unhideWhenUsed="1"/>
-    <w:lsdException w:name="caption" w:semiHidden="1" w:uiPriority="35" w:unhideWhenUsed="1" w:qFormat="1"/>
-    <w:lsdException w:name="table of figures" w:semiHidden="1" w:unhideWhenUsed="1"/>
-    <w:lsdException w:name="envelope address" w:semiHidden="1" w:unhideWhenUsed="1"/>
-    <w:lsdException w:name="envelope return" w:semiHidden="1" w:unhideWhenUsed="1"/>
-    <w:lsdException w:name="footnote reference" w:semiHidden="1" w:unhideWhenUsed="1"/>
-    <w:lsdException w:name="annotation reference" w:semiHidden="1" w:unhideWhenUsed="1"/>
-    <w:lsdException w:name="line number" w:semiHidden="1" w:unhideWhenUsed="1"/>
-    <w:lsdException w:name="page number" w:semiHidden="1" w:unhideWhenUsed="1"/>
-    <w:lsdException w:name="endnote reference" w:semiHidden="1" w:unhideWhenUsed="1"/>
-    <w:lsdException w:name="endnote text" w:semiHidden="1" w:unhideWhenUsed="1"/>
-    <w:lsdException w:name="table of authorities" w:semiHidden="1" w:unhideWhenUsed="1"/>
-    <w:lsdException w:name="macro" w:semiHidden="1" w:unhideWhenUsed="1"/>
-    <w:lsdException w:name="toa heading" w:semiHidden="1" w:unhideWhenUsed="1"/>
-    <w:lsdException w:name="List" w:semiHidden="1" w:unhideWhenUsed="1"/>
-    <w:lsdException w:name="List Bullet" w:semiHidden="1" w:unhideWhenUsed="1"/>
-    <w:lsdException w:name="List Number" w:semiHidden="1" w:unhideWhenUsed="1"/>
-    <w:lsdException w:name="List 2" w:semiHidden="1" w:unhideWhenUsed="1"/>
-    <w:lsdException w:name="List 3" w:semiHidden="1" w:unhideWhenUsed="1"/>
-    <w:lsdException w:name="List 4" w:semiHidden="1" w:unhideWhenUsed="1"/>
-    <w:lsdException w:name="List 5" w:semiHidden="1" w:unhideWhenUsed="1"/>
-    <w:lsdException w:name="List Bullet 2" w:semiHidden="1" w:unhideWhenUsed="1"/>
-    <w:lsdException w:name="List Bullet 3" w:semiHidden="1" w:unhideWhenUsed="1"/>
-    <w:lsdException w:name="List Bullet 4" w:semiHidden="1" w:unhideWhenUsed="1"/>
-    <w:lsdException w:name="List Bullet 5" w:semiHidden="1" w:unhideWhenUsed="1"/>
-    <w:lsdException w:name="List Number 2" w:semiHidden="1" w:unhideWhenUsed="1"/>
-    <w:lsdException w:name="List Number 3" w:semiHidden="1" w:unhideWhenUsed="1"/>
-    <w:lsdException w:name="List Number 4" w:semiHidden="1" w:unhideWhenUsed="1"/>
-    <w:lsdException w:name="List Number 5" w:semiHidden="1" w:unhideWhenUsed="1"/>
-    <w:lsdException w:name="Title" w:uiPriority="10" w:qFormat="1"/>
-    <w:lsdException w:name="Closing" w:semiHidden="1" w:unhideWhenUsed="1"/>
-    <w:lsdException w:name="Signature" w:semiHidden="1" w:unhideWhenUsed="1"/>
-    <w:lsdException w:name="Default Paragraph Font" w:semiHidden="1" w:uiPriority="1" w:unhideWhenUsed="1"/>
-    <w:lsdException w:name="Body Text" w:semiHidden="1" w:unhideWhenUsed="1"/>
-    <w:lsdException w:name="Body Text Indent" w:semiHidden="1" w:unhideWhenUsed="1"/>
-    <w:lsdException w:name="List Continue" w:semiHidden="1" w:unhideWhenUsed="1"/>
-    <w:lsdException w:name="List Continue 2" w:semiHidden="1" w:unhideWhenUsed="1"/>
-    <w:lsdException w:name="List Continue 3" w:semiHidden="1" w:unhideWhenUsed="1"/>
-    <w:lsdException w:name="List Continue 4" w:semiHidden="1" w:unhideWhenUsed="1"/>
-    <w:lsdException w:name="List Continue 5" w:semiHidden="1" w:unhideWhenUsed="1"/>
-    <w:lsdException w:name="Message Header" w:semiHidden="1" w:unhideWhenUsed="1"/>
-    <w:lsdException w:name="Subtitle" w:uiPriority="11" w:qFormat="1"/>
-    <w:lsdException w:name="Salutation" w:semiHidden="1" w:unhideWhenUsed="1"/>
-    <w:lsdException w:name="Date" w:semiHidden="1" w:unhideWhenUsed="1"/>
-    <w:lsdException w:name="Body Text First Indent" w:semiHidden="1" w:unhideWhenUsed="1"/>
-    <w:lsdException w:name="Body Text First Indent 2" w:semiHidden="1" w:unhideWhenUsed="1"/>
-    <w:lsdException w:name="Note Heading" w:semiHidden="1" w:unhideWhenUsed="1"/>
-    <w:lsdException w:name="Body Text 2" w:semiHidden="1" w:unhideWhenUsed="1"/>
-    <w:lsdException w:name="Body Text 3" w:semiHidden="1" w:unhideWhenUsed="1"/>
-    <w:lsdException w:name="Body Text Indent 2" w:semiHidden="1" w:unhideWhenUsed="1"/>
-    <w:lsdException w:name="Body Text Indent 3" w:semiHidden="1" w:unhideWhenUsed="1"/>
-    <w:lsdException w:name="Block Text" w:semiHidden="1" w:unhideWhenUsed="1"/>
-    <w:lsdException w:name="Hyperlink" w:semiHidden="1" w:unhideWhenUsed="1"/>
-    <w:lsdException w:name="FollowedHyperlink" w:semiHidden="1" w:unhideWhenUsed="1"/>
-    <w:lsdException w:name="Strong" w:uiPriority="22" w:qFormat="1"/>
-    <w:lsdException w:name="Emphasis" w:uiPriority="20" w:qFormat="1"/>
-    <w:lsdException w:name="Document Map" w:semiHidden="1" w:unhideWhenUsed="1"/>
-    <w:lsdException w:name="Plain Text" w:semiHidden="1" w:unhideWhenUsed="1"/>
-    <w:lsdException w:name="E-mail Signature" w:semiHidden="1" w:unhideWhenUsed="1"/>
-    <w:lsdException w:name="HTML Top of Form" w:semiHidden="1" w:unhideWhenUsed="1"/>
-    <w:lsdException w:name="HTML Bottom of Form" w:semiHidden="1" w:unhideWhenUsed="1"/>
-    <w:lsdException w:name="Normal (Web)" w:semiHidden="1" w:unhideWhenUsed="1"/>
-    <w:lsdException w:name="HTML Acronym" w:semiHidden="1" w:unhideWhenUsed="1"/>
-    <w:lsdException w:name="HTML Address" w:semiHidden="1" w:unhideWhenUsed="1"/>
-    <w:lsdException w:name="HTML Cite" w:semiHidden="1" w:unhideWhenUsed="1"/>
-    <w:lsdException w:name="HTML Code" w:semiHidden="1" w:unhideWhenUsed="1"/>
-    <w:lsdException w:name="HTML Definition" w:semiHidden="1" w:unhideWhenUsed="1"/>
-    <w:lsdException w:name="HTML Keyboard" w:semiHidden="1" w:unhideWhenUsed="1"/>
-    <w:lsdException w:name="HTML Preformatted" w:semiHidden="1" w:unhideWhenUsed="1"/>
-    <w:lsdException w:name="HTML Sample" w:semiHidden="1" w:unhideWhenUsed="1"/>
-    <w:lsdException w:name="HTML Typewriter" w:semiHidden="1" w:unhideWhenUsed="1"/>
-    <w:lsdException w:name="HTML Variable" w:semiHidden="1" w:unhideWhenUsed="1"/>
-    <w:lsdException w:name="Normal Table" w:semiHidden="1" w:unhideWhenUsed="1"/>
-    <w:lsdException w:name="annotation subject" w:semiHidden="1" w:unhideWhenUsed="1"/>
-    <w:lsdException w:name="No List" w:semiHidden="1" w:unhideWhenUsed="1"/>
-    <w:lsdException w:name="Outline List 1" w:semiHidden="1" w:unhideWhenUsed="1"/>
-    <w:lsdException w:name="Outline List 2" w:semiHidden="1" w:unhideWhenUsed="1"/>
-    <w:lsdException w:name="Outline List 3" w:semiHidden="1" w:unhideWhenUsed="1"/>
-    <w:lsdException w:name="Table Simple 1" w:semiHidden="1" w:unhideWhenUsed="1"/>
-    <w:lsdException w:name="Table Simple 2" w:semiHidden="1" w:unhideWhenUsed="1"/>
-    <w:lsdException w:name="Table Simple 3" w:semiHidden="1" w:unhideWhenUsed="1"/>
-    <w:lsdException w:name="Table Classic 1" w:semiHidden="1" w:unhideWhenUsed="1"/>
-    <w:lsdException w:name="Table Classic 2" w:semiHidden="1" w:unhideWhenUsed="1"/>
-    <w:lsdException w:name="Table Classic 3" w:semiHidden="1" w:unhideWhenUsed="1"/>
-    <w:lsdException w:name="Table Classic 4" w:semiHidden="1" w:unhideWhenUsed="1"/>
-    <w:lsdException w:name="Table Colorful 1" w:semiHidden="1" w:unhideWhenUsed="1"/>
-    <w:lsdException w:name="Table Colorful 2" w:semiHidden="1" w:unhideWhenUsed="1"/>
-    <w:lsdException w:name="Table Colorful 3" w:semiHidden="1" w:unhideWhenUsed="1"/>
-    <w:lsdException w:name="Table Columns 1" w:semiHidden="1" w:unhideWhenUsed="1"/>
-    <w:lsdException w:name="Table Columns 2" w:semiHidden="1" w:unhideWhenUsed="1"/>
-    <w:lsdException w:name="Table Columns 3" w:semiHidden="1" w:unhideWhenUsed="1"/>
-    <w:lsdException w:name="Table Columns 4" w:semiHidden="1" w:unhideWhenUsed="1"/>
-    <w:lsdException w:name="Table Columns 5" w:semiHidden="1" w:unhideWhenUsed="1"/>
-    <w:lsdException w:name="Table Grid 1" w:semiHidden="1" w:unhideWhenUsed="1"/>
-    <w:lsdException w:name="Table Grid 2" w:semiHidden="1" w:unhideWhenUsed="1"/>
-    <w:lsdException w:name="Table Grid 3" w:semiHidden="1" w:unhideWhenUsed="1"/>
-    <w:lsdException w:name="Table Grid 4" w:semiHidden="1" w:unhideWhenUsed="1"/>
-    <w:lsdException w:name="Table Grid 5" w:semiHidden="1" w:unhideWhenUsed="1"/>
-    <w:lsdException w:name="Table Grid 6" w:semiHidden="1" w:unhideWhenUsed="1"/>
-    <w:lsdException w:name="Table Grid 7" w:semiHidden="1" w:unhideWhenUsed="1"/>
-    <w:lsdException w:name="Table Grid 8" w:semiHidden="1" w:unhideWhenUsed="1"/>
-    <w:lsdException w:name="Table List 1" w:semiHidden="1" w:unhideWhenUsed="1"/>
-    <w:lsdException w:name="Table List 2" w:semiHidden="1" w:unhideWhenUsed="1"/>
-    <w:lsdException w:name="Table List 3" w:semiHidden="1" w:unhideWhenUsed="1"/>
-    <w:lsdException w:name="Table List 4" w:semiHidden="1" w:unhideWhenUsed="1"/>
-    <w:lsdException w:name="Table List 5" w:semiHidden="1" w:unhideWhenUsed="1"/>
-    <w:lsdException w:name="Table List 6" w:semiHidden="1" w:unhideWhenUsed="1"/>
-    <w:lsdException w:name="Table List 7" w:semiHidden="1" w:unhideWhenUsed="1"/>
-    <w:lsdException w:name="Table List 8" w:semiHidden="1" w:unhideWhenUsed="1"/>
-    <w:lsdException w:name="Table 3D effects 1" w:semiHidden="1" w:unhideWhenUsed="1"/>
-    <w:lsdException w:name="Table 3D effects 2" w:semiHidden="1" w:unhideWhenUsed="1"/>
-    <w:lsdException w:name="Table 3D effects 3" w:semiHidden="1" w:unhideWhenUsed="1"/>
-    <w:lsdException w:name="Table Contemporary" w:semiHidden="1" w:unhideWhenUsed="1"/>
-    <w:lsdException w:name="Table Elegant" w:semiHidden="1" w:unhideWhenUsed="1"/>
-    <w:lsdException w:name="Table Professional" w:semiHidden="1" w:unhideWhenUsed="1"/>
-    <w:lsdException w:name="Table Subtle 1" w:semiHidden="1" w:unhideWhenUsed="1"/>
-    <w:lsdException w:name="Table Subtle 2" w:semiHidden="1" w:unhideWhenUsed="1"/>
-    <w:lsdException w:name="Table Web 1" w:semiHidden="1" w:unhideWhenUsed="1"/>
-    <w:lsdException w:name="Table Web 2" w:semiHidden="1" w:unhideWhenUsed="1"/>
-    <w:lsdException w:name="Table Web 3" w:semiHidden="1" w:unhideWhenUsed="1"/>
-    <w:lsdException w:name="Balloon Text" w:semiHidden="1" w:unhideWhenUsed="1"/>
-    <w:lsdException w:name="Table Grid" w:uiPriority="39"/>
-    <w:lsdException w:name="Table Theme" w:semiHidden="1" w:unhideWhenUsed="1"/>
-    <w:lsdException w:name="Placeholder Text" w:semiHidden="1"/>
-    <w:lsdException w:name="No Spacing" w:uiPriority="1" w:qFormat="1"/>
-    <w:lsdException w:name="Light Shading" w:uiPriority="60"/>
-    <w:lsdException w:name="Light List" w:uiPriority="61"/>
-    <w:lsdException w:name="Light Grid" w:uiPriority="62"/>
-    <w:lsdException w:name="Medium Shading 1" w:uiPriority="63"/>
-    <w:lsdException w:name="Medium Shading 2" w:uiPriority="64"/>
-    <w:lsdException w:name="Medium List 1" w:uiPriority="65"/>
-    <w:lsdException w:name="Medium List 2" w:uiPriority="66"/>
-    <w:lsdException w:name="Medium Grid 1" w:uiPriority="67"/>
-    <w:lsdException w:name="Medium Grid 2" w:uiPriority="68"/>
-    <w:lsdException w:name="Medium Grid 3" w:uiPriority="69"/>
-    <w:lsdException w:name="Dark List" w:uiPriority="70"/>
-    <w:lsdException w:name="Colorful Shading" w:uiPriority="71"/>
-    <w:lsdException w:name="Colorful List" w:uiPriority="72"/>
-    <w:lsdException w:name="Colorful Grid" w:uiPriority="73"/>
-    <w:lsdException w:name="Light Shading Accent 1" w:uiPriority="60"/>
-    <w:lsdException w:name="Light List Accent 1" w:uiPriority="61"/>
-    <w:lsdException w:name="Light Grid Accent 1" w:uiPriority="62"/>
-    <w:lsdException w:name="Medium Shading 1 Accent 1" w:uiPriority="63"/>
-    <w:lsdException w:name="Medium Shading 2 Accent 1" w:uiPriority="64"/>
-    <w:lsdException w:name="Medium List 1 Accent 1" w:uiPriority="65"/>
-    <w:lsdException w:name="Revision" w:semiHidden="1"/>
-    <w:lsdException w:name="List Paragraph" w:uiPriority="34" w:qFormat="1"/>
-    <w:lsdException w:name="Quote" w:uiPriority="29" w:qFormat="1"/>
-    <w:lsdException w:name="Intense Quote" w:uiPriority="30" w:qFormat="1"/>
-    <w:lsdException w:name="Medium List 2 Accent 1" w:uiPriority="66"/>
-    <w:lsdException w:name="Medium Grid 1 Accent 1" w:uiPriority="67"/>
-    <w:lsdException w:name="Medium Grid 2 Accent 1" w:uiPriority="68"/>
-    <w:lsdException w:name="Medium Grid 3 Accent 1" w:uiPriority="69"/>
-    <w:lsdException w:name="Dark List Accent 1" w:uiPriority="70"/>
-    <w:lsdException w:name="Colorful Shading Accent 1" w:uiPriority="71"/>
-    <w:lsdException w:name="Colorful List Accent 1" w:uiPriority="72"/>
-    <w:lsdException w:name="Colorful Grid Accent 1" w:uiPriority="73"/>
-    <w:lsdException w:name="Light Shading Accent 2" w:uiPriority="60"/>
-    <w:lsdException w:name="Light List Accent 2" w:uiPriority="61"/>
-    <w:lsdException w:name="Light Grid Accent 2" w:uiPriority="62"/>
-    <w:lsdException w:name="Medium Shading 1 Accent 2" w:uiPriority="63"/>
-    <w:lsdException w:name="Medium Shading 2 Accent 2" w:uiPriority="64"/>
-    <w:lsdException w:name="Medium List 1 Accent 2" w:uiPriority="65"/>
-    <w:lsdException w:name="Medium List 2 Accent 2" w:uiPriority="66"/>
-    <w:lsdException w:name="Medium Grid 1 Accent 2" w:uiPriority="67"/>
-    <w:lsdException w:name="Medium Grid 2 Accent 2" w:uiPriority="68"/>
-    <w:lsdException w:name="Medium Grid 3 Accent 2" w:uiPriority="69"/>
-    <w:lsdException w:name="Dark List Accent 2" w:uiPriority="70"/>
-    <w:lsdException w:name="Colorful Shading Accent 2" w:uiPriority="71"/>
-    <w:lsdException w:name="Colorful List Accent 2" w:uiPriority="72"/>
-    <w:lsdException w:name="Colorful Grid Accent 2" w:uiPriority="73"/>
-    <w:lsdException w:name="Light Shading Accent 3" w:uiPriority="60"/>
-    <w:lsdException w:name="Light List Accent 3" w:uiPriority="61"/>
-    <w:lsdException w:name="Light Grid Accent 3" w:uiPriority="62"/>
-    <w:lsdException w:name="Medium Shading 1 Accent 3" w:uiPriority="63"/>
-    <w:lsdException w:name="Medium Shading 2 Accent 3" w:uiPriority="64"/>
-    <w:lsdException w:name="Medium List 1 Accent 3" w:uiPriority="65"/>
-    <w:lsdException w:name="Medium List 2 Accent 3" w:uiPriority="66"/>
-    <w:lsdException w:name="Medium Grid 1 Accent 3" w:uiPriority="67"/>
-    <w:lsdException w:name="Medium Grid 2 Accent 3" w:uiPriority="68"/>
-    <w:lsdException w:name="Medium Grid 3 Accent 3" w:uiPriority="69"/>
-    <w:lsdException w:name="Dark List Accent 3" w:uiPriority="70"/>
-    <w:lsdException w:name="Colorful Shading Accent 3" w:uiPriority="71"/>
-    <w:lsdException w:name="Colorful List Accent 3" w:uiPriority="72"/>
-    <w:lsdException w:name="Colorful Grid Accent 3" w:uiPriority="73"/>
-    <w:lsdException w:name="Light Shading Accent 4" w:uiPriority="60"/>
-    <w:lsdException w:name="Light List Accent 4" w:uiPriority="61"/>
-    <w:lsdException w:name="Light Grid Accent 4" w:uiPriority="62"/>
-    <w:lsdException w:name="Medium Shading 1 Accent 4" w:uiPriority="63"/>
-    <w:lsdException w:name="Medium Shading 2 Accent 4" w:uiPriority="64"/>
-    <w:lsdException w:name="Medium List 1 Accent 4" w:uiPriority="65"/>
-    <w:lsdException w:name="Medium List 2 Accent 4" w:uiPriority="66"/>
-    <w:lsdException w:name="Medium Grid 1 Accent 4" w:uiPriority="67"/>
-    <w:lsdException w:name="Medium Grid 2 Accent 4" w:uiPriority="68"/>
-    <w:lsdException w:name="Medium Grid 3 Accent 4" w:uiPriority="69"/>
-    <w:lsdException w:name="Dark List Accent 4" w:uiPriority="70"/>
-    <w:lsdException w:name="Colorful Shading Accent 4" w:uiPriority="71"/>
-    <w:lsdException w:name="Colorful List Accent 4" w:uiPriority="72"/>
-    <w:lsdException w:name="Colorful Grid Accent 4" w:uiPriority="73"/>
-    <w:lsdException w:name="Light Shading Accent 5" w:uiPriority="60"/>
-    <w:lsdException w:name="Light List Accent 5" w:uiPriority="61"/>
-    <w:lsdException w:name="Light Grid Accent 5" w:uiPriority="62"/>
-    <w:lsdException w:name="Medium Shading 1 Accent 5" w:uiPriority="63"/>
-    <w:lsdException w:name="Medium Shading 2 Accent 5" w:uiPriority="64"/>
-    <w:lsdException w:name="Medium List 1 Accent 5" w:uiPriority="65"/>
-    <w:lsdException w:name="Medium List 2 Accent 5" w:uiPriority="66"/>
-    <w:lsdException w:name="Medium Grid 1 Accent 5" w:uiPriority="67"/>
-    <w:lsdException w:name="Medium Grid 2 Accent 5" w:uiPriority="68"/>
-    <w:lsdException w:name="Medium Grid 3 Accent 5" w:uiPriority="69"/>
-    <w:lsdException w:name="Dark List Accent 5" w:uiPriority="70"/>
-    <w:lsdException w:name="Colorful Shading Accent 5" w:uiPriority="71"/>
-    <w:lsdException w:name="Colorful List Accent 5" w:uiPriority="72"/>
-    <w:lsdException w:name="Colorful Grid Accent 5" w:uiPriority="73"/>
-    <w:lsdException w:name="Light Shading Accent 6" w:uiPriority="60"/>
-    <w:lsdException w:name="Light List Accent 6" w:uiPriority="61"/>
-    <w:lsdException w:name="Light Grid Accent 6" w:uiPriority="62"/>
-    <w:lsdException w:name="Medium Shading 1 Accent 6" w:uiPriority="63"/>
-    <w:lsdException w:name="Medium Shading 2 Accent 6" w:uiPriority="64"/>
-    <w:lsdException w:name="Medium List 1 Accent 6" w:uiPriority="65"/>
-    <w:lsdException w:name="Medium List 2 Accent 6" w:uiPriority="66"/>
-    <w:lsdException w:name="Medium Grid 1 Accent 6" w:uiPriority="67"/>
-    <w:lsdException w:name="Medium Grid 2 Accent 6" w:uiPriority="68"/>
-    <w:lsdException w:name="Medium Grid 3 Accent 6" w:uiPriority="69"/>
-    <w:lsdException w:name="Dark List Accent 6" w:uiPriority="70"/>
-    <w:lsdException w:name="Colorful Shading Accent 6" w:uiPriority="71"/>
-    <w:lsdException w:name="Colorful List Accent 6" w:uiPriority="72"/>
-    <w:lsdException w:name="Colorful Grid Accent 6" w:uiPriority="73"/>
-    <w:lsdException w:name="Subtle Emphasis" w:uiPriority="19" w:qFormat="1"/>
-    <w:lsdException w:name="Intense Emphasis" w:uiPriority="21" w:qFormat="1"/>
-    <w:lsdException w:name="Subtle Reference" w:uiPriority="31" w:qFormat="1"/>
-    <w:lsdException w:name="Intense Reference" w:uiPriority="32" w:qFormat="1"/>
-    <w:lsdException w:name="Book Title" w:uiPriority="33" w:qFormat="1"/>
-    <w:lsdException w:name="Bibliography" w:semiHidden="1" w:uiPriority="37" w:unhideWhenUsed="1"/>
-    <w:lsdException w:name="TOC Heading" w:semiHidden="1" w:uiPriority="39" w:unhideWhenUsed="1" w:qFormat="1"/>
-    <w:lsdException w:name="Plain Table 1" w:uiPriority="41"/>
-    <w:lsdException w:name="Plain Table 2" w:uiPriority="42"/>
-    <w:lsdException w:name="Plain Table 3" w:uiPriority="43"/>
-    <w:lsdException w:name="Plain Table 4" w:uiPriority="44"/>
-    <w:lsdException w:name="Plain Table 5" w:uiPriority="45"/>
-    <w:lsdException w:name="Grid Table Light" w:uiPriority="40"/>
-    <w:lsdException w:name="Grid Table 1 Light" w:uiPriority="46"/>
-    <w:lsdException w:name="Grid Table 2" w:uiPriority="47"/>
-    <w:lsdException w:name="Grid Table 3" w:uiPriority="48"/>
-    <w:lsdException w:name="Grid Table 4" w:uiPriority="49"/>
-    <w:lsdException w:name="Grid Table 5 Dark" w:uiPriority="50"/>
-    <w:lsdException w:name="Grid Table 6 Colorful" w:uiPriority="51"/>
-    <w:lsdException w:name="Grid Table 7 Colorful" w:uiPriority="52"/>
-    <w:lsdException w:name="Grid Table 1 Light Accent 1" w:uiPriority="46"/>
-    <w:lsdException w:name="Grid Table 2 Accent 1" w:uiPriority="47"/>
-    <w:lsdException w:name="Grid Table 3 Accent 1" w:uiPriority="48"/>
-    <w:lsdException w:name="Grid Table 4 Accent 1" w:uiPriority="49"/>
-    <w:lsdException w:name="Grid Table 5 Dark Accent 1" w:uiPriority="50"/>
-    <w:lsdException w:name="Grid Table 6 Colorful Accent 1" w:uiPriority="51"/>
-    <w:lsdException w:name="Grid Table 7 Colorful Accent 1" w:uiPriority="52"/>
-    <w:lsdException w:name="Grid Table 1 Light Accent 2" w:uiPriority="46"/>
-    <w:lsdException w:name="Grid Table 2 Accent 2" w:uiPriority="47"/>
-    <w:lsdException w:name="Grid Table 3 Accent 2" w:uiPriority="48"/>
-    <w:lsdException w:name="Grid Table 4 Accent 2" w:uiPriority="49"/>
-    <w:lsdException w:name="Grid Table 5 Dark Accent 2" w:uiPriority="50"/>
-    <w:lsdException w:name="Grid Table 6 Colorful Accent 2" w:uiPriority="51"/>
-    <w:lsdException w:name="Grid Table 7 Colorful Accent 2" w:uiPriority="52"/>
-    <w:lsdException w:name="Grid Table 1 Light Accent 3" w:uiPriority="46"/>
-    <w:lsdException w:name="Grid Table 2 Accent 3" w:uiPriority="47"/>
-    <w:lsdException w:name="Grid Table 3 Accent 3" w:uiPriority="48"/>
-    <w:lsdException w:name="Grid Table 4 Accent 3" w:uiPriority="49"/>
-    <w:lsdException w:name="Grid Table 5 Dark Accent 3" w:uiPriority="50"/>
-    <w:lsdException w:name="Grid Table 6 Colorful Accent 3" w:uiPriority="51"/>
-    <w:lsdException w:name="Grid Table 7 Colorful Accent 3" w:uiPriority="52"/>
-    <w:lsdException w:name="Grid Table 1 Light Accent 4" w:uiPriority="46"/>
-    <w:lsdException w:name="Grid Table 2 Accent 4" w:uiPriority="47"/>
-    <w:lsdException w:name="Grid Table 3 Accent 4" w:uiPriority="48"/>
-    <w:lsdException w:name="Grid Table 4 Accent 4" w:uiPriority="49"/>
-    <w:lsdException w:name="Grid Table 5 Dark Accent 4" w:uiPriority="50"/>
-    <w:lsdException w:name="Grid Table 6 Colorful Accent 4" w:uiPriority="51"/>
-    <w:lsdException w:name="Grid Table 7 Colorful Accent 4" w:uiPriority="52"/>
-    <w:lsdException w:name="Grid Table 1 Light Accent 5" w:uiPriority="46"/>
-    <w:lsdException w:name="Grid Table 2 Accent 5" w:uiPriority="47"/>
-    <w:lsdException w:name="Grid Table 3 Accent 5" w:uiPriority="48"/>
-    <w:lsdException w:name="Grid Table 4 Accent 5" w:uiPriority="49"/>
-    <w:lsdException w:name="Grid Table 5 Dark Accent 5" w:uiPriority="50"/>
-    <w:lsdException w:name="Grid Table 6 Colorful Accent 5" w:uiPriority="51"/>
-    <w:lsdException w:name="Grid Table 7 Colorful Accent 5" w:uiPriority="52"/>
-    <w:lsdException w:name="Grid Table 1 Light Accent 6" w:uiPriority="46"/>
-    <w:lsdException w:name="Grid Table 2 Accent 6" w:uiPriority="47"/>
-    <w:lsdException w:name="Grid Table 3 Accent 6" w:uiPriority="48"/>
-    <w:lsdException w:name="Grid Table 4 Accent 6" w:uiPriority="49"/>
-    <w:lsdException w:name="Grid Table 5 Dark Accent 6" w:uiPriority="50"/>
-    <w:lsdException w:name="Grid Table 6 Colorful Accent 6" w:uiPriority="51"/>
-    <w:lsdException w:name="Grid Table 7 Colorful Accent 6" w:uiPriority="52"/>
-    <w:lsdException w:name="List Table 1 Light" w:uiPriority="46"/>
-    <w:lsdException w:name="List Table 2" w:uiPriority="47"/>
-    <w:lsdException w:name="List Table 3" w:uiPriority="48"/>
-    <w:lsdException w:name="List Table 4" w:uiPriority="49"/>
-    <w:lsdException w:name="List Table 5 Dark" w:uiPriority="50"/>
-    <w:lsdException w:name="List Table 6 Colorful" w:uiPriority="51"/>
-    <w:lsdException w:name="List Table 7 Colorful" w:uiPriority="52"/>
-    <w:lsdException w:name="List Table 1 Light Accent 1" w:uiPriority="46"/>
-    <w:lsdException w:name="List Table 2 Accent 1" w:uiPriority="47"/>
-    <w:lsdException w:name="List Table 3 Accent 1" w:uiPriority="48"/>
-    <w:lsdException w:name="List Table 4 Accent 1" w:uiPriority="49"/>
-    <w:lsdException w:name="List Table 5 Dark Accent 1" w:uiPriority="50"/>
-    <w:lsdException w:name="List Table 6 Colorful Accent 1" w:uiPriority="51"/>
-    <w:lsdException w:name="List Table 7 Colorful Accent 1" w:uiPriority="52"/>
-    <w:lsdException w:name="List Table 1 Light Accent 2" w:uiPriority="46"/>
-    <w:lsdException w:name="List Table 2 Accent 2" w:uiPriority="47"/>
-    <w:lsdException w:name="List Table 3 Accent 2" w:uiPriority="48"/>
-    <w:lsdException w:name="List Table 4 Accent 2" w:uiPriority="49"/>
-    <w:lsdException w:name="List Table 5 Dark Accent 2" w:uiPriority="50"/>
-    <w:lsdException w:name="List Table 6 Colorful Accent 2" w:uiPriority="51"/>
-    <w:lsdException w:name="List Table 7 Colorful Accent 2" w:uiPriority="52"/>
-    <w:lsdException w:name="List Table 1 Light Accent 3" w:uiPriority="46"/>
-    <w:lsdException w:name="List Table 2 Accent 3" w:uiPriority="47"/>
-    <w:lsdException w:name="List Table 3 Accent 3" w:uiPriority="48"/>
-    <w:lsdException w:name="List Table 4 Accent 3" w:uiPriority="49"/>
-    <w:lsdException w:name="List Table 5 Dark Accent 3" w:uiPriority="50"/>
-    <w:lsdException w:name="List Table 6 Colorful Accent 3" w:uiPriority="51"/>
-    <w:lsdException w:name="List Table 7 Colorful Accent 3" w:uiPriority="52"/>
-    <w:lsdException w:name="List Table 1 Light Accent 4" w:uiPriority="46"/>
-    <w:lsdException w:name="List Table 2 Accent 4" w:uiPriority="47"/>
-    <w:lsdException w:name="List Table 3 Accent 4" w:uiPriority="48"/>
-    <w:lsdException w:name="List Table 4 Accent 4" w:uiPriority="49"/>
-    <w:lsdException w:name="List Table 5 Dark Accent 4" w:uiPriority="50"/>
-    <w:lsdException w:name="List Table 6 Colorful Accent 4" w:uiPriority="51"/>
-    <w:lsdException w:name="List Table 7 Colorful Accent 4" w:uiPriority="52"/>
-    <w:lsdException w:name="List Table 1 Light Accent 5" w:uiPriority="46"/>
-    <w:lsdException w:name="List Table 2 Accent 5" w:uiPriority="47"/>
-    <w:lsdException w:name="List Table 3 Accent 5" w:uiPriority="48"/>
-    <w:lsdException w:name="List Table 4 Accent 5" w:uiPriority="49"/>
-    <w:lsdException w:name="List Table 5 Dark Accent 5" w:uiPriority="50"/>
-    <w:lsdException w:name="List Table 6 Colorful Accent 5" w:uiPriority="51"/>
-    <w:lsdException w:name="List Table 7 Colorful Accent 5" w:uiPriority="52"/>
-    <w:lsdException w:name="List Table 1 Light Accent 6" w:uiPriority="46"/>
-    <w:lsdException w:name="List Table 2 Accent 6" w:uiPriority="47"/>
-    <w:lsdException w:name="List Table 3 Accent 6" w:uiPriority="48"/>
-    <w:lsdException w:name="List Table 4 Accent 6" w:uiPriority="49"/>
-    <w:lsdException w:name="List Table 5 Dark Accent 6" w:uiPriority="50"/>
-    <w:lsdException w:name="List Table 6 Colorful Accent 6" w:uiPriority="51"/>
-    <w:lsdException w:name="List Table 7 Colorful Accent 6" w:uiPriority="52"/>
-    <w:lsdException w:name="Mention" w:semiHidden="1" w:unhideWhenUsed="1"/>
-    <w:lsdException w:name="Smart Hyperlink" w:semiHidden="1" w:unhideWhenUsed="1"/>
-    <w:lsdException w:name="Hashtag" w:semiHidden="1" w:unhideWhenUsed="1"/>
-    <w:lsdException w:name="Unresolved Mention" w:semiHidden="1" w:unhideWhenUsed="1"/>
-    <w:lsdException w:name="Smart Link" w:semiHidden="1" w:unhideWhenUsed="1"/>
-  </w:latentStyles>
-  <w:style w:type="paragraph" w:default="1" w:styleId="Normal">
-    <w:name w:val="Normal"/>
-    <w:qFormat/>
-  </w:style>
-  <w:style w:type="character" w:default="1" w:styleId="DefaultParagraphFont">
-    <w:name w:val="Default Paragraph Font"/>
-    <w:uiPriority w:val="1"/>
-    <w:semiHidden/>
-    <w:unhideWhenUsed/>
-  </w:style>
-  <w:style w:type="table" w:default="1" w:styleId="TableNormal">
-    <w:name w:val="Normal Table"/>
-    <w:uiPriority w:val="99"/>
-    <w:semiHidden/>
-    <w:unhideWhenUsed/>
-    <w:tblPr>
-      <w:tblInd w:w="0" w:type="dxa"/>
-      <w:tblCellMar>
-        <w:top w:w="0" w:type="dxa"/>
-        <w:left w:w="108" w:type="dxa"/>
-        <w:bottom w:w="0" w:type="dxa"/>
-        <w:right w:w="108" w:type="dxa"/>
-      </w:tblCellMar>
-    </w:tblPr>
-  </w:style>
-  <w:style w:type="numbering" w:default="1" w:styleId="NoList">
-    <w:name w:val="No List"/>
-    <w:uiPriority w:val="99"/>
-    <w:semiHidden/>
-    <w:unhideWhenUsed/>
-  </w:style>
-  <w:style w:type="character" w:styleId="PlaceholderText">
-    <w:name w:val="Placeholder Text"/>
-    <w:basedOn w:val="DefaultParagraphFont"/>
-    <w:uiPriority w:val="99"/>
-    <w:semiHidden/>
-    <w:rsid w:val="00701C5B"/>
-    <w:rPr>
-      <w:color w:val="808080"/>
-    </w:rPr>
-  </w:style>
-  <w:style w:type="paragraph" w:styleId="ListBullet">
-    <w:name w:val="List Bullet"/>
-    <w:basedOn w:val="Normal"/>
-    <w:uiPriority w:val="99"/>
-    <w:rsid w:val="00701C5B"/>
-    <w:pPr>
-      <w:numPr>
-        <w:numId w:val="1"/>
-      </w:numPr>
-      <w:spacing w:after="240"/>
-    </w:pPr>
-    <w:rPr>
-      <w:rFonts w:eastAsiaTheme="minorHAnsi"/>
-      <w:sz w:val="18"/>
-    </w:rPr>
-  </w:style>
-  <w:style w:type="paragraph" w:customStyle="1" w:styleId="02EAF5C3E2DA49BC8BD42E503020AFFE">
-    <w:name w:val="02EAF5C3E2DA49BC8BD42E503020AFFE"/>
-    <w:rsid w:val="00701C5B"/>
-    <w:pPr>
-      <w:numPr>
-        <w:numId w:val="2"/>
-      </w:numPr>
-      <w:tabs>
-        <w:tab w:val="clear" w:pos="720"/>
-        <w:tab w:val="num" w:pos="360"/>
-      </w:tabs>
-      <w:spacing w:after="240"/>
-      <w:ind w:left="360" w:hanging="360"/>
-    </w:pPr>
-    <w:rPr>
-      <w:rFonts w:eastAsiaTheme="minorHAnsi"/>
-      <w:sz w:val="18"/>
-    </w:rPr>
-  </w:style>
-  <w:style w:type="paragraph" w:customStyle="1" w:styleId="273D1F1D41EF4DD9940771D727FFA574">
-    <w:name w:val="273D1F1D41EF4DD9940771D727FFA574"/>
-    <w:rsid w:val="00701C5B"/>
-    <w:rPr>
-      <w:rFonts w:eastAsiaTheme="minorHAnsi"/>
-      <w:sz w:val="18"/>
-    </w:rPr>
-  </w:style>
-  <w:style w:type="paragraph" w:customStyle="1" w:styleId="D18E7E3901E942FA8E0F6EDB847564DD">
-    <w:name w:val="D18E7E3901E942FA8E0F6EDB847564DD"/>
-    <w:rsid w:val="009F2B31"/>
-    <w:pPr>
-      <w:spacing w:after="0" w:line="240" w:lineRule="auto"/>
-    </w:pPr>
-    <w:rPr>
-      <w:rFonts w:eastAsiaTheme="minorHAnsi"/>
-      <w:b/>
-      <w:bCs/>
-      <w:color w:val="ED7D31" w:themeColor="accent2"/>
-      <w:sz w:val="32"/>
-      <w:szCs w:val="32"/>
-    </w:rPr>
-  </w:style>
-  <w:style w:type="paragraph" w:customStyle="1" w:styleId="A2B5D9CC63AB400486C9F80C04E04A0D">
-    <w:name w:val="A2B5D9CC63AB400486C9F80C04E04A0D"/>
-    <w:rsid w:val="004C406C"/>
-  </w:style>
-  <w:style w:type="paragraph" w:customStyle="1" w:styleId="52CA16A5DC3A41D2A463E6473F9E5ACF1">
-    <w:name w:val="52CA16A5DC3A41D2A463E6473F9E5ACF1"/>
-    <w:rsid w:val="009F2B31"/>
-    <w:rPr>
-      <w:rFonts w:eastAsiaTheme="minorHAnsi"/>
-      <w:sz w:val="18"/>
-    </w:rPr>
-  </w:style>
-  <w:style w:type="paragraph" w:customStyle="1" w:styleId="EA3378768B4D428E9EE0FEC52BCDF004">
-    <w:name w:val="EA3378768B4D428E9EE0FEC52BCDF004"/>
-    <w:rsid w:val="004C406C"/>
-  </w:style>
-  <w:style w:type="paragraph" w:customStyle="1" w:styleId="4304652E9F234BDD8D0EB5ECA45A4EEC1">
-    <w:name w:val="4304652E9F234BDD8D0EB5ECA45A4EEC1"/>
-    <w:rsid w:val="009F2B31"/>
-    <w:rPr>
-      <w:rFonts w:eastAsiaTheme="minorHAnsi"/>
-      <w:sz w:val="18"/>
-    </w:rPr>
-  </w:style>
-  <w:style w:type="paragraph" w:customStyle="1" w:styleId="3D8C5F4C7DCE47CFA96B616583008BB6">
-    <w:name w:val="3D8C5F4C7DCE47CFA96B616583008BB6"/>
-    <w:rsid w:val="004C406C"/>
-  </w:style>
-  <w:style w:type="paragraph" w:customStyle="1" w:styleId="E9E80A3FEFA04325ACC274FF02A51A0C">
-    <w:name w:val="E9E80A3FEFA04325ACC274FF02A51A0C"/>
-    <w:rsid w:val="004C406C"/>
-  </w:style>
-  <w:style w:type="paragraph" w:customStyle="1" w:styleId="896EAC416E8C48A590802CEF129D7260">
-    <w:name w:val="896EAC416E8C48A590802CEF129D7260"/>
-    <w:rsid w:val="004C406C"/>
-  </w:style>
-  <w:style w:type="paragraph" w:styleId="Footer">
-    <w:name w:val="footer"/>
-    <w:basedOn w:val="Normal"/>
-    <w:link w:val="FooterChar"/>
-    <w:uiPriority w:val="99"/>
-    <w:rsid w:val="004C406C"/>
-    <w:pPr>
-      <w:tabs>
-        <w:tab w:val="center" w:pos="4680"/>
-        <w:tab w:val="right" w:pos="9360"/>
-      </w:tabs>
-      <w:spacing w:after="0" w:line="240" w:lineRule="auto"/>
-    </w:pPr>
-    <w:rPr>
-      <w:rFonts w:eastAsiaTheme="minorHAnsi"/>
-      <w:sz w:val="18"/>
-    </w:rPr>
-  </w:style>
-  <w:style w:type="character" w:customStyle="1" w:styleId="FooterChar">
-    <w:name w:val="Footer Char"/>
-    <w:basedOn w:val="DefaultParagraphFont"/>
-    <w:link w:val="Footer"/>
-    <w:uiPriority w:val="99"/>
-    <w:rsid w:val="004C406C"/>
-    <w:rPr>
-      <w:rFonts w:eastAsiaTheme="minorHAnsi"/>
-      <w:sz w:val="18"/>
-    </w:rPr>
-  </w:style>
-  <w:style w:type="paragraph" w:styleId="Date">
-    <w:name w:val="Date"/>
-    <w:basedOn w:val="Normal"/>
-    <w:next w:val="Normal"/>
-    <w:link w:val="DateChar"/>
-    <w:uiPriority w:val="99"/>
-    <w:rsid w:val="004C406C"/>
-    <w:pPr>
-      <w:spacing w:after="0" w:line="240" w:lineRule="auto"/>
-    </w:pPr>
-    <w:rPr>
-      <w:rFonts w:eastAsiaTheme="minorHAnsi"/>
-      <w:color w:val="FFFFFF" w:themeColor="background1"/>
-      <w:sz w:val="28"/>
-      <w:szCs w:val="28"/>
-    </w:rPr>
-  </w:style>
-  <w:style w:type="character" w:customStyle="1" w:styleId="DateChar">
-    <w:name w:val="Date Char"/>
-    <w:basedOn w:val="DefaultParagraphFont"/>
-    <w:link w:val="Date"/>
-    <w:uiPriority w:val="99"/>
-    <w:rsid w:val="004C406C"/>
-    <w:rPr>
-      <w:rFonts w:eastAsiaTheme="minorHAnsi"/>
-      <w:color w:val="FFFFFF" w:themeColor="background1"/>
-      <w:sz w:val="28"/>
-      <w:szCs w:val="28"/>
-    </w:rPr>
-  </w:style>
-  <w:style w:type="paragraph" w:customStyle="1" w:styleId="FC54B928F7C0468792228154A2C9A6A1">
-    <w:name w:val="FC54B928F7C0468792228154A2C9A6A1"/>
-    <w:rsid w:val="004C406C"/>
-  </w:style>
-  <w:style w:type="paragraph" w:customStyle="1" w:styleId="D21F31FE804243AA9127252041FB048A">
-    <w:name w:val="D21F31FE804243AA9127252041FB048A"/>
-    <w:rsid w:val="004C406C"/>
-  </w:style>
-  <w:style w:type="paragraph" w:customStyle="1" w:styleId="3FA5846F98664F2586680072B2811E56">
-    <w:name w:val="3FA5846F98664F2586680072B2811E56"/>
-    <w:rsid w:val="004C406C"/>
-  </w:style>
-  <w:style w:type="paragraph" w:customStyle="1" w:styleId="B0C20C757A0E4F91BC3784EBABF17574">
-    <w:name w:val="B0C20C757A0E4F91BC3784EBABF17574"/>
-    <w:rsid w:val="004C406C"/>
-  </w:style>
-  <w:style w:type="paragraph" w:customStyle="1" w:styleId="C8EEB50570F14A2DB23DD00ACA307B61">
-    <w:name w:val="C8EEB50570F14A2DB23DD00ACA307B61"/>
-    <w:rsid w:val="004C406C"/>
-  </w:style>
-  <w:style w:type="paragraph" w:customStyle="1" w:styleId="6944DF8ED2B94887874AE4579D13F9DC">
-    <w:name w:val="6944DF8ED2B94887874AE4579D13F9DC"/>
-    <w:rsid w:val="004C406C"/>
-  </w:style>
-  <w:style w:type="paragraph" w:customStyle="1" w:styleId="paragraph">
-    <w:name w:val="paragraph"/>
-    <w:basedOn w:val="Normal"/>
-    <w:semiHidden/>
-    <w:rsid w:val="00701C5B"/>
-    <w:pPr>
-      <w:spacing w:before="100" w:beforeAutospacing="1" w:after="100" w:afterAutospacing="1" w:line="240" w:lineRule="auto"/>
-    </w:pPr>
-    <w:rPr>
-      <w:rFonts w:ascii="Times New Roman" w:eastAsia="Times New Roman" w:hAnsi="Times New Roman" w:cs="Times New Roman"/>
-      <w:sz w:val="24"/>
-      <w:szCs w:val="24"/>
-    </w:rPr>
-  </w:style>
-  <w:style w:type="paragraph" w:customStyle="1" w:styleId="02EAF5C3E2DA49BC8BD42E503020AFFE1">
-    <w:name w:val="02EAF5C3E2DA49BC8BD42E503020AFFE1"/>
-    <w:rsid w:val="00701C5B"/>
-    <w:pPr>
-      <w:numPr>
-        <w:numId w:val="2"/>
-      </w:numPr>
-      <w:tabs>
-        <w:tab w:val="clear" w:pos="720"/>
-        <w:tab w:val="num" w:pos="360"/>
-      </w:tabs>
-      <w:spacing w:after="240"/>
-      <w:ind w:left="360" w:hanging="360"/>
-    </w:pPr>
-    <w:rPr>
-      <w:rFonts w:eastAsiaTheme="minorHAnsi"/>
-      <w:sz w:val="18"/>
-    </w:rPr>
-  </w:style>
-  <w:style w:type="paragraph" w:customStyle="1" w:styleId="138D9B4DD8A847A8A31B5032041C8C2F">
-    <w:name w:val="138D9B4DD8A847A8A31B5032041C8C2F"/>
-    <w:rsid w:val="004C406C"/>
-  </w:style>
-  <w:style w:type="paragraph" w:customStyle="1" w:styleId="273D1F1D41EF4DD9940771D727FFA5741">
-    <w:name w:val="273D1F1D41EF4DD9940771D727FFA5741"/>
-    <w:rsid w:val="00701C5B"/>
-    <w:rPr>
-      <w:rFonts w:eastAsiaTheme="minorHAnsi"/>
-      <w:sz w:val="18"/>
-    </w:rPr>
-  </w:style>
-  <w:style w:type="paragraph" w:customStyle="1" w:styleId="02EAF5C3E2DA49BC8BD42E503020AFFE2">
-    <w:name w:val="02EAF5C3E2DA49BC8BD42E503020AFFE2"/>
-    <w:rsid w:val="00701C5B"/>
-    <w:pPr>
-      <w:numPr>
-        <w:numId w:val="2"/>
-      </w:numPr>
-      <w:tabs>
-        <w:tab w:val="clear" w:pos="720"/>
-        <w:tab w:val="num" w:pos="360"/>
-      </w:tabs>
-      <w:spacing w:after="240"/>
-      <w:ind w:left="360" w:hanging="360"/>
-    </w:pPr>
-    <w:rPr>
-      <w:rFonts w:eastAsiaTheme="minorHAnsi"/>
-      <w:sz w:val="18"/>
-    </w:rPr>
-  </w:style>
-  <w:style w:type="paragraph" w:customStyle="1" w:styleId="273D1F1D41EF4DD9940771D727FFA5742">
-    <w:name w:val="273D1F1D41EF4DD9940771D727FFA5742"/>
-    <w:rsid w:val="00701C5B"/>
-    <w:rPr>
-      <w:rFonts w:eastAsiaTheme="minorHAnsi"/>
-      <w:sz w:val="18"/>
-    </w:rPr>
-  </w:style>
-  <w:style w:type="paragraph" w:customStyle="1" w:styleId="02EAF5C3E2DA49BC8BD42E503020AFFE3">
-    <w:name w:val="02EAF5C3E2DA49BC8BD42E503020AFFE3"/>
-    <w:rsid w:val="007F2C52"/>
-    <w:pPr>
-      <w:tabs>
-        <w:tab w:val="num" w:pos="360"/>
-      </w:tabs>
-      <w:spacing w:after="240"/>
-      <w:ind w:left="360" w:hanging="360"/>
-    </w:pPr>
-    <w:rPr>
-      <w:rFonts w:eastAsiaTheme="minorHAnsi"/>
-      <w:sz w:val="18"/>
-    </w:rPr>
-  </w:style>
-  <w:style w:type="paragraph" w:customStyle="1" w:styleId="273D1F1D41EF4DD9940771D727FFA5743">
-    <w:name w:val="273D1F1D41EF4DD9940771D727FFA5743"/>
-    <w:rsid w:val="007F2C52"/>
-    <w:rPr>
-      <w:rFonts w:eastAsiaTheme="minorHAnsi"/>
-      <w:sz w:val="18"/>
-    </w:rPr>
-  </w:style>
-  <w:style w:type="paragraph" w:customStyle="1" w:styleId="02EAF5C3E2DA49BC8BD42E503020AFFE4">
-    <w:name w:val="02EAF5C3E2DA49BC8BD42E503020AFFE4"/>
-    <w:rsid w:val="00701C5B"/>
-    <w:pPr>
-      <w:numPr>
-        <w:numId w:val="2"/>
-      </w:numPr>
-      <w:tabs>
-        <w:tab w:val="clear" w:pos="720"/>
-        <w:tab w:val="num" w:pos="360"/>
-      </w:tabs>
-      <w:spacing w:after="240"/>
-      <w:ind w:left="360" w:hanging="360"/>
-    </w:pPr>
-    <w:rPr>
-      <w:rFonts w:eastAsiaTheme="minorHAnsi"/>
-      <w:sz w:val="18"/>
-    </w:rPr>
-  </w:style>
-  <w:style w:type="paragraph" w:customStyle="1" w:styleId="273D1F1D41EF4DD9940771D727FFA5744">
-    <w:name w:val="273D1F1D41EF4DD9940771D727FFA5744"/>
-    <w:rsid w:val="00701C5B"/>
-    <w:rPr>
-      <w:rFonts w:eastAsiaTheme="minorHAnsi"/>
-      <w:sz w:val="18"/>
-    </w:rPr>
-  </w:style>
-</w:styles>
-</file>
-
-<file path=word/glossary/webSettings.xml><?xml version="1.0" encoding="utf-8"?>
-<w:webSettings xmlns:mc="http://schemas.openxmlformats.org/markup-compatibility/2006" xmlns:r="http://schemas.openxmlformats.org/officeDocument/2006/relationships" xmlns:w="http://schemas.openxmlformats.org/wordprocessingml/2006/main" xmlns:w14="http://schemas.microsoft.com/office/word/2010/wordml" xmlns:w15="http://schemas.microsoft.com/office/word/2012/wordml" xmlns:w16cex="http://schemas.microsoft.com/office/word/2018/wordml/cex" xmlns:w16cid="http://schemas.microsoft.com/office/word/2016/wordml/cid" xmlns:w16="http://schemas.microsoft.com/office/word/2018/wordml" xmlns:w16se="http://schemas.microsoft.com/office/word/2015/wordml/symex" mc:Ignorable="w14 w15 w16se w16cid w16 w16cex">
-  <w:optimizeForBrowser/>
-  <w:allowPNG/>
-</w:webSettings>
-</file>
-
 <file path=word/theme/theme11.xml><?xml version="1.0" encoding="utf-8"?>
 <a:theme xmlns:a="http://schemas.openxmlformats.org/drawingml/2006/main" name="Christmas">
   <a:themeElements>
@@ -8033,291 +6182,4 @@
     </a:ext>
   </a:extLst>
 </a:theme>
-</file>
-
-<file path=customXml/item13.xml><?xml version="1.0" encoding="utf-8"?>
-<ct:contentTypeSchema xmlns:ct="http://schemas.microsoft.com/office/2006/metadata/contentType" xmlns:ma="http://schemas.microsoft.com/office/2006/metadata/properties/metaAttributes" ct:_="" ma:_="" ma:contentTypeName="Document" ma:contentTypeID="0x01010079F111ED35F8CC479449609E8A0923A6" ma:contentTypeVersion="15" ma:contentTypeDescription="Create a new document." ma:contentTypeScope="" ma:versionID="6303841d91754ae9e45eab54773e3b1c">
-  <xsd:schema xmlns:xsd="http://www.w3.org/2001/XMLSchema" xmlns:xs="http://www.w3.org/2001/XMLSchema" xmlns:p="http://schemas.microsoft.com/office/2006/metadata/properties" xmlns:ns1="http://schemas.microsoft.com/sharepoint/v3" xmlns:ns2="71af3243-3dd4-4a8d-8c0d-dd76da1f02a5" xmlns:ns3="16c05727-aa75-4e4a-9b5f-8a80a1165891" targetNamespace="http://schemas.microsoft.com/office/2006/metadata/properties" ma:root="true" ma:fieldsID="21f069cdc2b493a90fc663fd3b6884b6" ns1:_="" ns2:_="" ns3:_="">
-    <xsd:import namespace="http://schemas.microsoft.com/sharepoint/v3"/>
-    <xsd:import namespace="71af3243-3dd4-4a8d-8c0d-dd76da1f02a5"/>
-    <xsd:import namespace="16c05727-aa75-4e4a-9b5f-8a80a1165891"/>
-    <xsd:element name="properties">
-      <xsd:complexType>
-        <xsd:sequence>
-          <xsd:element name="documentManagement">
-            <xsd:complexType>
-              <xsd:all>
-                <xsd:element ref="ns2:MediaServiceMetadata" minOccurs="0"/>
-                <xsd:element ref="ns2:MediaServiceFastMetadata" minOccurs="0"/>
-                <xsd:element ref="ns2:MediaServiceOCR" minOccurs="0"/>
-                <xsd:element ref="ns2:MediaServiceAutoTags" minOccurs="0"/>
-                <xsd:element ref="ns2:MediaServiceEventHashCode" minOccurs="0"/>
-                <xsd:element ref="ns2:MediaServiceGenerationTime" minOccurs="0"/>
-                <xsd:element ref="ns3:SharedWithUsers" minOccurs="0"/>
-                <xsd:element ref="ns3:SharedWithDetails" minOccurs="0"/>
-                <xsd:element ref="ns2:MediaServiceAutoKeyPoints" minOccurs="0"/>
-                <xsd:element ref="ns2:MediaServiceKeyPoints" minOccurs="0"/>
-                <xsd:element ref="ns2:MediaServiceDateTaken" minOccurs="0"/>
-                <xsd:element ref="ns2:Status" minOccurs="0"/>
-                <xsd:element ref="ns1:_ip_UnifiedCompliancePolicyProperties" minOccurs="0"/>
-                <xsd:element ref="ns1:_ip_UnifiedCompliancePolicyUIAction" minOccurs="0"/>
-                <xsd:element ref="ns2:Image" minOccurs="0"/>
-              </xsd:all>
-            </xsd:complexType>
-          </xsd:element>
-        </xsd:sequence>
-      </xsd:complexType>
-    </xsd:element>
-  </xsd:schema>
-  <xsd:schema xmlns:xsd="http://www.w3.org/2001/XMLSchema" xmlns:xs="http://www.w3.org/2001/XMLSchema" xmlns:dms="http://schemas.microsoft.com/office/2006/documentManagement/types" xmlns:pc="http://schemas.microsoft.com/office/infopath/2007/PartnerControls" targetNamespace="http://schemas.microsoft.com/sharepoint/v3" elementFormDefault="qualified">
-    <xsd:import namespace="http://schemas.microsoft.com/office/2006/documentManagement/types"/>
-    <xsd:import namespace="http://schemas.microsoft.com/office/infopath/2007/PartnerControls"/>
-    <xsd:element name="_ip_UnifiedCompliancePolicyProperties" ma:index="20" nillable="true" ma:displayName="Unified Compliance Policy Properties" ma:hidden="true" ma:internalName="_ip_UnifiedCompliancePolicyProperties">
-      <xsd:simpleType>
-        <xsd:restriction base="dms:Note"/>
-      </xsd:simpleType>
-    </xsd:element>
-    <xsd:element name="_ip_UnifiedCompliancePolicyUIAction" ma:index="21" nillable="true" ma:displayName="Unified Compliance Policy UI Action" ma:hidden="true" ma:internalName="_ip_UnifiedCompliancePolicyUIAction">
-      <xsd:simpleType>
-        <xsd:restriction base="dms:Text"/>
-      </xsd:simpleType>
-    </xsd:element>
-  </xsd:schema>
-  <xsd:schema xmlns:xsd="http://www.w3.org/2001/XMLSchema" xmlns:xs="http://www.w3.org/2001/XMLSchema" xmlns:dms="http://schemas.microsoft.com/office/2006/documentManagement/types" xmlns:pc="http://schemas.microsoft.com/office/infopath/2007/PartnerControls" targetNamespace="71af3243-3dd4-4a8d-8c0d-dd76da1f02a5" elementFormDefault="qualified">
-    <xsd:import namespace="http://schemas.microsoft.com/office/2006/documentManagement/types"/>
-    <xsd:import namespace="http://schemas.microsoft.com/office/infopath/2007/PartnerControls"/>
-    <xsd:element name="MediaServiceMetadata" ma:index="8" nillable="true" ma:displayName="MediaServiceMetadata" ma:hidden="true" ma:internalName="MediaServiceMetadata" ma:readOnly="true">
-      <xsd:simpleType>
-        <xsd:restriction base="dms:Note"/>
-      </xsd:simpleType>
-    </xsd:element>
-    <xsd:element name="MediaServiceFastMetadata" ma:index="9" nillable="true" ma:displayName="MediaServiceFastMetadata" ma:hidden="true" ma:internalName="MediaServiceFastMetadata" ma:readOnly="true">
-      <xsd:simpleType>
-        <xsd:restriction base="dms:Note"/>
-      </xsd:simpleType>
-    </xsd:element>
-    <xsd:element name="MediaServiceOCR" ma:index="10" nillable="true" ma:displayName="MediaServiceOCR" ma:internalName="MediaServiceOCR" ma:readOnly="true">
-      <xsd:simpleType>
-        <xsd:restriction base="dms:Note">
-          <xsd:maxLength value="255"/>
-        </xsd:restriction>
-      </xsd:simpleType>
-    </xsd:element>
-    <xsd:element name="MediaServiceAutoTags" ma:index="11" nillable="true" ma:displayName="MediaServiceAutoTags" ma:internalName="MediaServiceAutoTags" ma:readOnly="true">
-      <xsd:simpleType>
-        <xsd:restriction base="dms:Text"/>
-      </xsd:simpleType>
-    </xsd:element>
-    <xsd:element name="MediaServiceEventHashCode" ma:index="12" nillable="true" ma:displayName="MediaServiceEventHashCode" ma:hidden="true" ma:internalName="MediaServiceEventHashCode" ma:readOnly="true">
-      <xsd:simpleType>
-        <xsd:restriction base="dms:Text"/>
-      </xsd:simpleType>
-    </xsd:element>
-    <xsd:element name="MediaServiceGenerationTime" ma:index="13" nillable="true" ma:displayName="MediaServiceGenerationTime" ma:hidden="true" ma:internalName="MediaServiceGenerationTime" ma:readOnly="true">
-      <xsd:simpleType>
-        <xsd:restriction base="dms:Text"/>
-      </xsd:simpleType>
-    </xsd:element>
-    <xsd:element name="MediaServiceAutoKeyPoints" ma:index="16" nillable="true" ma:displayName="MediaServiceAutoKeyPoints" ma:hidden="true" ma:internalName="MediaServiceAutoKeyPoints" ma:readOnly="true">
-      <xsd:simpleType>
-        <xsd:restriction base="dms:Note"/>
-      </xsd:simpleType>
-    </xsd:element>
-    <xsd:element name="MediaServiceKeyPoints" ma:index="17" nillable="true" ma:displayName="KeyPoints" ma:internalName="MediaServiceKeyPoints" ma:readOnly="false">
-      <xsd:simpleType>
-        <xsd:restriction base="dms:Note">
-          <xsd:maxLength value="255"/>
-        </xsd:restriction>
-      </xsd:simpleType>
-    </xsd:element>
-    <xsd:element name="MediaServiceDateTaken" ma:index="18" nillable="true" ma:displayName="MediaServiceDateTaken" ma:hidden="true" ma:internalName="MediaServiceDateTaken" ma:readOnly="true">
-      <xsd:simpleType>
-        <xsd:restriction base="dms:Text"/>
-      </xsd:simpleType>
-    </xsd:element>
-    <xsd:element name="Status" ma:index="19" nillable="true" ma:displayName="Status" ma:default="Not started" ma:format="Dropdown" ma:internalName="Status">
-      <xsd:simpleType>
-        <xsd:restriction base="dms:Choice">
-          <xsd:enumeration value="Not started"/>
-          <xsd:enumeration value="In Progress"/>
-          <xsd:enumeration value="Completed"/>
-        </xsd:restriction>
-      </xsd:simpleType>
-    </xsd:element>
-    <xsd:element name="Image" ma:index="22" nillable="true" ma:displayName="Image" ma:format="Image" ma:internalName="Image">
-      <xsd:complexType>
-        <xsd:complexContent>
-          <xsd:extension base="dms:URL">
-            <xsd:sequence>
-              <xsd:element name="Url" type="dms:ValidUrl" minOccurs="0" nillable="true"/>
-              <xsd:element name="Description" type="xsd:string" nillable="true"/>
-            </xsd:sequence>
-          </xsd:extension>
-        </xsd:complexContent>
-      </xsd:complexType>
-    </xsd:element>
-  </xsd:schema>
-  <xsd:schema xmlns:xsd="http://www.w3.org/2001/XMLSchema" xmlns:xs="http://www.w3.org/2001/XMLSchema" xmlns:dms="http://schemas.microsoft.com/office/2006/documentManagement/types" xmlns:pc="http://schemas.microsoft.com/office/infopath/2007/PartnerControls" targetNamespace="16c05727-aa75-4e4a-9b5f-8a80a1165891" elementFormDefault="qualified">
-    <xsd:import namespace="http://schemas.microsoft.com/office/2006/documentManagement/types"/>
-    <xsd:import namespace="http://schemas.microsoft.com/office/infopath/2007/PartnerControls"/>
-    <xsd:element name="SharedWithUsers" ma:index="14" nillable="true" ma:displayName="Shared With" ma:internalName="SharedWithUsers" ma:readOnly="true">
-      <xsd:complexType>
-        <xsd:complexContent>
-          <xsd:extension base="dms:UserMulti">
-            <xsd:sequence>
-              <xsd:element name="UserInfo" minOccurs="0" maxOccurs="unbounded">
-                <xsd:complexType>
-                  <xsd:sequence>
-                    <xsd:element name="DisplayName" type="xsd:string" minOccurs="0"/>
-                    <xsd:element name="AccountId" type="dms:UserId" minOccurs="0" nillable="true"/>
-                    <xsd:element name="AccountType" type="xsd:string" minOccurs="0"/>
-                  </xsd:sequence>
-                </xsd:complexType>
-              </xsd:element>
-            </xsd:sequence>
-          </xsd:extension>
-        </xsd:complexContent>
-      </xsd:complexType>
-    </xsd:element>
-    <xsd:element name="SharedWithDetails" ma:index="15" nillable="true" ma:displayName="Shared With Details" ma:internalName="SharedWithDetails" ma:readOnly="true">
-      <xsd:simpleType>
-        <xsd:restriction base="dms:Note">
-          <xsd:maxLength value="255"/>
-        </xsd:restriction>
-      </xsd:simpleType>
-    </xsd:element>
-  </xsd:schema>
-  <xsd:schema xmlns="http://schemas.openxmlformats.org/package/2006/metadata/core-properties" xmlns:xsd="http://www.w3.org/2001/XMLSchema" xmlns:xsi="http://www.w3.org/2001/XMLSchema-instance" xmlns:dc="http://purl.org/dc/elements/1.1/" xmlns:dcterms="http://purl.org/dc/terms/" xmlns:odoc="http://schemas.microsoft.com/internal/obd" targetNamespace="http://schemas.openxmlformats.org/package/2006/metadata/core-properties" elementFormDefault="qualified" attributeFormDefault="unqualified" blockDefault="#all">
-    <xsd:import namespace="http://purl.org/dc/elements/1.1/" schemaLocation="http://dublincore.org/schemas/xmls/qdc/2003/04/02/dc.xsd"/>
-    <xsd:import namespace="http://purl.org/dc/terms/" schemaLocation="http://dublincore.org/schemas/xmls/qdc/2003/04/02/dcterms.xsd"/>
-    <xsd:element name="coreProperties" type="CT_coreProperties"/>
-    <xsd:complexType name="CT_coreProperties">
-      <xsd:all>
-        <xsd:element ref="dc:creator" minOccurs="0" maxOccurs="1"/>
-        <xsd:element ref="dcterms:created" minOccurs="0" maxOccurs="1"/>
-        <xsd:element ref="dc:identifier" minOccurs="0" maxOccurs="1"/>
-        <xsd:element name="contentType" minOccurs="0" maxOccurs="1" type="xsd:string" ma:index="0" ma:displayName="Content Type"/>
-        <xsd:element ref="dc:title" minOccurs="0" maxOccurs="1" ma:index="4" ma:displayName="Title"/>
-        <xsd:element ref="dc:subject" minOccurs="0" maxOccurs="1"/>
-        <xsd:element ref="dc:description" minOccurs="0" maxOccurs="1"/>
-        <xsd:element name="keywords" minOccurs="0" maxOccurs="1" type="xsd:string"/>
-        <xsd:element ref="dc:language" minOccurs="0" maxOccurs="1"/>
-        <xsd:element name="category" minOccurs="0" maxOccurs="1" type="xsd:string"/>
-        <xsd:element name="version" minOccurs="0" maxOccurs="1" type="xsd:string"/>
-        <xsd:element name="revision" minOccurs="0" maxOccurs="1" type="xsd:string">
-          <xsd:annotation>
-            <xsd:documentation>
-                        This value indicates the number of saves or revisions. The application is responsible for updating this value after each revision.
-                    </xsd:documentation>
-          </xsd:annotation>
-        </xsd:element>
-        <xsd:element name="lastModifiedBy" minOccurs="0" maxOccurs="1" type="xsd:string"/>
-        <xsd:element ref="dcterms:modified" minOccurs="0" maxOccurs="1"/>
-        <xsd:element name="contentStatus" minOccurs="0" maxOccurs="1" type="xsd:string"/>
-      </xsd:all>
-    </xsd:complexType>
-  </xsd:schema>
-  <xs:schema xmlns:pc="http://schemas.microsoft.com/office/infopath/2007/PartnerControls" xmlns:xs="http://www.w3.org/2001/XMLSchema" targetNamespace="http://schemas.microsoft.com/office/infopath/2007/PartnerControls" elementFormDefault="qualified" attributeFormDefault="unqualified">
-    <xs:element name="Person">
-      <xs:complexType>
-        <xs:sequence>
-          <xs:element ref="pc:DisplayName" minOccurs="0"/>
-          <xs:element ref="pc:AccountId" minOccurs="0"/>
-          <xs:element ref="pc:AccountType" minOccurs="0"/>
-        </xs:sequence>
-      </xs:complexType>
-    </xs:element>
-    <xs:element name="DisplayName" type="xs:string"/>
-    <xs:element name="AccountId" type="xs:string"/>
-    <xs:element name="AccountType" type="xs:string"/>
-    <xs:element name="BDCAssociatedEntity">
-      <xs:complexType>
-        <xs:sequence>
-          <xs:element ref="pc:BDCEntity" minOccurs="0" maxOccurs="unbounded"/>
-        </xs:sequence>
-        <xs:attribute ref="pc:EntityNamespace"/>
-        <xs:attribute ref="pc:EntityName"/>
-        <xs:attribute ref="pc:SystemInstanceName"/>
-        <xs:attribute ref="pc:AssociationName"/>
-      </xs:complexType>
-    </xs:element>
-    <xs:attribute name="EntityNamespace" type="xs:string"/>
-    <xs:attribute name="EntityName" type="xs:string"/>
-    <xs:attribute name="SystemInstanceName" type="xs:string"/>
-    <xs:attribute name="AssociationName" type="xs:string"/>
-    <xs:element name="BDCEntity">
-      <xs:complexType>
-        <xs:sequence>
-          <xs:element ref="pc:EntityDisplayName" minOccurs="0"/>
-          <xs:element ref="pc:EntityInstanceReference" minOccurs="0"/>
-          <xs:element ref="pc:EntityId1" minOccurs="0"/>
-          <xs:element ref="pc:EntityId2" minOccurs="0"/>
-          <xs:element ref="pc:EntityId3" minOccurs="0"/>
-          <xs:element ref="pc:EntityId4" minOccurs="0"/>
-          <xs:element ref="pc:EntityId5" minOccurs="0"/>
-        </xs:sequence>
-      </xs:complexType>
-    </xs:element>
-    <xs:element name="EntityDisplayName" type="xs:string"/>
-    <xs:element name="EntityInstanceReference" type="xs:string"/>
-    <xs:element name="EntityId1" type="xs:string"/>
-    <xs:element name="EntityId2" type="xs:string"/>
-    <xs:element name="EntityId3" type="xs:string"/>
-    <xs:element name="EntityId4" type="xs:string"/>
-    <xs:element name="EntityId5" type="xs:string"/>
-    <xs:element name="Terms">
-      <xs:complexType>
-        <xs:sequence>
-          <xs:element ref="pc:TermInfo" minOccurs="0" maxOccurs="unbounded"/>
-        </xs:sequence>
-      </xs:complexType>
-    </xs:element>
-    <xs:element name="TermInfo">
-      <xs:complexType>
-        <xs:sequence>
-          <xs:element ref="pc:TermName" minOccurs="0"/>
-          <xs:element ref="pc:TermId" minOccurs="0"/>
-        </xs:sequence>
-      </xs:complexType>
-    </xs:element>
-    <xs:element name="TermName" type="xs:string"/>
-    <xs:element name="TermId" type="xs:string"/>
-  </xs:schema>
-</ct:contentTypeSchema>
-</file>
-
-<file path=customXml/item22.xml><?xml version="1.0" encoding="utf-8"?>
-<?mso-contentType ?>
-<FormTemplates xmlns="http://schemas.microsoft.com/sharepoint/v3/contenttype/forms">
-  <Display>DocumentLibraryForm</Display>
-  <Edit>DocumentLibraryForm</Edit>
-  <New>DocumentLibraryForm</New>
-</FormTemplates>
-</file>
-
-<file path=customXml/item3.xml><?xml version="1.0" encoding="utf-8"?>
-<p:properties xmlns:p="http://schemas.microsoft.com/office/2006/metadata/properties" xmlns:xsi="http://www.w3.org/2001/XMLSchema-instance" xmlns:pc="http://schemas.microsoft.com/office/infopath/2007/PartnerControls">
-  <documentManagement>
-    <_ip_UnifiedCompliancePolicyUIAction xmlns="http://schemas.microsoft.com/sharepoint/v3" xsi:nil="true"/>
-    <Image xmlns="71af3243-3dd4-4a8d-8c0d-dd76da1f02a5">
-      <Url xsi:nil="true"/>
-      <Description xsi:nil="true"/>
-    </Image>
-    <Status xmlns="71af3243-3dd4-4a8d-8c0d-dd76da1f02a5">Not started</Status>
-    <_ip_UnifiedCompliancePolicyProperties xmlns="http://schemas.microsoft.com/sharepoint/v3" xsi:nil="true"/>
-    <MediaServiceKeyPoints xmlns="71af3243-3dd4-4a8d-8c0d-dd76da1f02a5" xsi:nil="true"/>
-  </documentManagement>
-</p:properties>
-</file>
-
-<file path=customXml/itemProps13.xml><?xml version="1.0" encoding="utf-8"?>
-<ds:datastoreItem xmlns:ds="http://schemas.openxmlformats.org/officeDocument/2006/customXml" ds:itemID="{F893EA2F-8BB3-488B-9C30-84901A83607D}"/>
-</file>
-
-<file path=customXml/itemProps22.xml><?xml version="1.0" encoding="utf-8"?>
-<ds:datastoreItem xmlns:ds="http://schemas.openxmlformats.org/officeDocument/2006/customXml" ds:itemID="{03F13ECB-43BA-4DF2-9356-C91027F9A154}"/>
-</file>
-
-<file path=customXml/itemProps31.xml><?xml version="1.0" encoding="utf-8"?>
-<ds:datastoreItem xmlns:ds="http://schemas.openxmlformats.org/officeDocument/2006/customXml" ds:itemID="{421B65DF-4A16-4760-8411-5D9C181CFD1B}"/>
 </file>